--- a/hk2-to-chuc-va-cau-truc-may-tinh/on_tap_2.docx
+++ b/hk2-to-chuc-va-cau-truc-may-tinh/on_tap_2.docx
@@ -12905,6 +12905,23 @@
           <w:sz w:val="32"/>
           <w:szCs w:val="32"/>
         </w:rPr>
+      </w:r>
+    </w:p>
+    <w:p>
+      <w:pPr>
+        <w:pStyle w:val="Normal"/>
+        <w:rPr>
+          <w:rFonts w:ascii="Times New Roman" w:hAnsi="Times New Roman"/>
+          <w:sz w:val="32"/>
+          <w:szCs w:val="32"/>
+        </w:rPr>
+      </w:pPr>
+      <w:r>
+        <w:rPr>
+          <w:rFonts w:ascii="Times New Roman" w:hAnsi="Times New Roman"/>
+          <w:sz w:val="32"/>
+          <w:szCs w:val="32"/>
+        </w:rPr>
         <w:t>Biểu thức logic của hàm f = m(1,3,4,5,10,12,13)  là?</w:t>
       </w:r>
     </w:p>
@@ -13081,23 +13098,6 @@
           <w:szCs w:val="32"/>
         </w:rPr>
         <w:t>d. f = c+b’d’+a’bd’</w:t>
-      </w:r>
-    </w:p>
-    <w:p>
-      <w:pPr>
-        <w:pStyle w:val="Normal"/>
-        <w:rPr>
-          <w:rFonts w:ascii="Times New Roman" w:hAnsi="Times New Roman"/>
-          <w:sz w:val="32"/>
-          <w:szCs w:val="32"/>
-        </w:rPr>
-      </w:pPr>
-      <w:r>
-        <w:rPr>
-          <w:rFonts w:ascii="Times New Roman" w:hAnsi="Times New Roman"/>
-          <w:sz w:val="32"/>
-          <w:szCs w:val="32"/>
-        </w:rPr>
       </w:r>
     </w:p>
     <w:p>
@@ -16788,15 +16788,19 @@
         <w:pStyle w:val="Normal"/>
         <w:rPr>
           <w:rFonts w:ascii="Times New Roman" w:hAnsi="Times New Roman"/>
-          <w:color w:val="FF0000"/>
-          <w:sz w:val="32"/>
-          <w:szCs w:val="32"/>
-        </w:rPr>
-      </w:pPr>
-      <w:r>
-        <w:rPr>
-          <w:rFonts w:ascii="Times New Roman" w:hAnsi="Times New Roman"/>
-          <w:color w:val="FF0000"/>
+          <w:b/>
+          <w:bCs/>
+          <w:color w:val="3465A4"/>
+          <w:sz w:val="32"/>
+          <w:szCs w:val="32"/>
+        </w:rPr>
+      </w:pPr>
+      <w:r>
+        <w:rPr>
+          <w:rFonts w:ascii="Times New Roman" w:hAnsi="Times New Roman"/>
+          <w:b/>
+          <w:bCs/>
+          <w:color w:val="3465A4"/>
           <w:sz w:val="32"/>
           <w:szCs w:val="32"/>
         </w:rPr>
@@ -16911,15 +16915,19 @@
         <w:pStyle w:val="Normal"/>
         <w:rPr>
           <w:rFonts w:ascii="Times New Roman" w:hAnsi="Times New Roman"/>
-          <w:color w:val="FF0000"/>
-          <w:sz w:val="32"/>
-          <w:szCs w:val="32"/>
-        </w:rPr>
-      </w:pPr>
-      <w:r>
-        <w:rPr>
-          <w:rFonts w:ascii="Times New Roman" w:hAnsi="Times New Roman"/>
-          <w:color w:val="FF0000"/>
+          <w:b/>
+          <w:bCs/>
+          <w:color w:val="3465A4"/>
+          <w:sz w:val="32"/>
+          <w:szCs w:val="32"/>
+        </w:rPr>
+      </w:pPr>
+      <w:r>
+        <w:rPr>
+          <w:rFonts w:ascii="Times New Roman" w:hAnsi="Times New Roman"/>
+          <w:b/>
+          <w:bCs/>
+          <w:color w:val="3465A4"/>
           <w:sz w:val="32"/>
           <w:szCs w:val="32"/>
         </w:rPr>
@@ -16998,20 +17006,37 @@
         <w:pStyle w:val="Normal"/>
         <w:rPr>
           <w:rFonts w:ascii="Times New Roman" w:hAnsi="Times New Roman"/>
-          <w:color w:val="FF0000"/>
-          <w:sz w:val="32"/>
-          <w:szCs w:val="32"/>
-        </w:rPr>
-      </w:pPr>
-      <w:r>
-        <w:rPr>
-          <w:rFonts w:ascii="Times New Roman" w:hAnsi="Times New Roman"/>
-          <w:color w:val="FF0000"/>
+          <w:b/>
+          <w:bCs/>
+          <w:color w:val="3465A4"/>
+          <w:sz w:val="32"/>
+          <w:szCs w:val="32"/>
+        </w:rPr>
+      </w:pPr>
+      <w:r>
+        <w:rPr>
+          <w:rFonts w:ascii="Times New Roman" w:hAnsi="Times New Roman"/>
+          <w:b/>
+          <w:bCs/>
+          <w:color w:val="3465A4"/>
           <w:sz w:val="32"/>
           <w:szCs w:val="32"/>
         </w:rPr>
         <w:t>a. Lựa chọn 1 trong những ngõ vào dữ liệu để gửi tới ngõ ra dựa vào ngõ vào lựa chọn</w:t>
       </w:r>
+      <w:r>
+        <w:rPr>
+          <w:rFonts w:eastAsia="NSimSun" w:cs="Lucida Sans" w:ascii="Times New Roman" w:hAnsi="Times New Roman"/>
+          <w:b/>
+          <w:bCs/>
+          <w:color w:val="55308D"/>
+          <w:kern w:val="2"/>
+          <w:sz w:val="24"/>
+          <w:szCs w:val="24"/>
+          <w:lang w:val="en-US" w:eastAsia="zh-CN" w:bidi="hi-IN"/>
+        </w:rPr>
+        <w:t xml:space="preserve"> ngõ select</w:t>
+      </w:r>
     </w:p>
     <w:p>
       <w:pPr>
@@ -17103,15 +17128,19 @@
         <w:pStyle w:val="Normal"/>
         <w:rPr>
           <w:rFonts w:ascii="Times New Roman" w:hAnsi="Times New Roman"/>
-          <w:color w:val="FF0000"/>
-          <w:sz w:val="32"/>
-          <w:szCs w:val="32"/>
-        </w:rPr>
-      </w:pPr>
-      <w:r>
-        <w:rPr>
-          <w:rFonts w:ascii="Times New Roman" w:hAnsi="Times New Roman"/>
-          <w:color w:val="FF0000"/>
+          <w:b/>
+          <w:bCs/>
+          <w:color w:val="3465A4"/>
+          <w:sz w:val="32"/>
+          <w:szCs w:val="32"/>
+        </w:rPr>
+      </w:pPr>
+      <w:r>
+        <w:rPr>
+          <w:rFonts w:ascii="Times New Roman" w:hAnsi="Times New Roman"/>
+          <w:b/>
+          <w:bCs/>
+          <w:color w:val="3465A4"/>
           <w:sz w:val="32"/>
           <w:szCs w:val="32"/>
         </w:rPr>
@@ -17247,10 +17276,14 @@
       </w:r>
       <w:r>
         <w:rPr>
-          <w:rFonts w:ascii="Times New Roman" w:hAnsi="Times New Roman"/>
-          <w:color w:val="FF0000"/>
-          <w:sz w:val="32"/>
-          <w:szCs w:val="32"/>
+          <w:rFonts w:eastAsia="NSimSun" w:cs="Lucida Sans" w:ascii="Times New Roman" w:hAnsi="Times New Roman"/>
+          <w:b/>
+          <w:bCs/>
+          <w:color w:val="3465A4"/>
+          <w:kern w:val="2"/>
+          <w:sz w:val="32"/>
+          <w:szCs w:val="32"/>
+          <w:lang w:val="en-US" w:eastAsia="zh-CN" w:bidi="hi-IN"/>
         </w:rPr>
         <w:t>d. 8</w:t>
       </w:r>
@@ -17349,15 +17382,19 @@
         <w:pStyle w:val="Normal"/>
         <w:rPr>
           <w:rFonts w:ascii="Times New Roman" w:hAnsi="Times New Roman"/>
-          <w:color w:val="FF0000"/>
-          <w:sz w:val="32"/>
-          <w:szCs w:val="32"/>
-        </w:rPr>
-      </w:pPr>
-      <w:r>
-        <w:rPr>
-          <w:rFonts w:ascii="Times New Roman" w:hAnsi="Times New Roman"/>
-          <w:color w:val="FF0000"/>
+          <w:b/>
+          <w:bCs/>
+          <w:color w:val="3465A4"/>
+          <w:sz w:val="32"/>
+          <w:szCs w:val="32"/>
+        </w:rPr>
+      </w:pPr>
+      <w:r>
+        <w:rPr>
+          <w:rFonts w:ascii="Times New Roman" w:hAnsi="Times New Roman"/>
+          <w:b/>
+          <w:bCs/>
+          <w:color w:val="3465A4"/>
           <w:sz w:val="32"/>
           <w:szCs w:val="32"/>
         </w:rPr>
@@ -17688,15 +17725,19 @@
         <w:pStyle w:val="Normal"/>
         <w:rPr>
           <w:rFonts w:ascii="Times New Roman" w:hAnsi="Times New Roman"/>
-          <w:color w:val="FF0000"/>
-          <w:sz w:val="32"/>
-          <w:szCs w:val="32"/>
-        </w:rPr>
-      </w:pPr>
-      <w:r>
-        <w:rPr>
-          <w:rFonts w:ascii="Times New Roman" w:hAnsi="Times New Roman"/>
-          <w:color w:val="FF0000"/>
+          <w:b/>
+          <w:bCs/>
+          <w:color w:val="3465A4"/>
+          <w:sz w:val="32"/>
+          <w:szCs w:val="32"/>
+        </w:rPr>
+      </w:pPr>
+      <w:r>
+        <w:rPr>
+          <w:rFonts w:ascii="Times New Roman" w:hAnsi="Times New Roman"/>
+          <w:b/>
+          <w:bCs/>
+          <w:color w:val="3465A4"/>
           <w:sz w:val="32"/>
           <w:szCs w:val="32"/>
         </w:rPr>
@@ -17793,15 +17834,19 @@
         <w:pStyle w:val="Normal"/>
         <w:rPr>
           <w:rFonts w:ascii="Times New Roman" w:hAnsi="Times New Roman"/>
-          <w:color w:val="FF0000"/>
-          <w:sz w:val="32"/>
-          <w:szCs w:val="32"/>
-        </w:rPr>
-      </w:pPr>
-      <w:r>
-        <w:rPr>
-          <w:rFonts w:ascii="Times New Roman" w:hAnsi="Times New Roman"/>
-          <w:color w:val="FF0000"/>
+          <w:b/>
+          <w:bCs/>
+          <w:color w:val="3465A4"/>
+          <w:sz w:val="32"/>
+          <w:szCs w:val="32"/>
+        </w:rPr>
+      </w:pPr>
+      <w:r>
+        <w:rPr>
+          <w:rFonts w:ascii="Times New Roman" w:hAnsi="Times New Roman"/>
+          <w:b/>
+          <w:bCs/>
+          <w:color w:val="3465A4"/>
           <w:sz w:val="32"/>
           <w:szCs w:val="32"/>
         </w:rPr>
@@ -17898,15 +17943,19 @@
         <w:pStyle w:val="Normal"/>
         <w:rPr>
           <w:rFonts w:ascii="Times New Roman" w:hAnsi="Times New Roman"/>
-          <w:color w:val="FF0000"/>
-          <w:sz w:val="32"/>
-          <w:szCs w:val="32"/>
-        </w:rPr>
-      </w:pPr>
-      <w:r>
-        <w:rPr>
-          <w:rFonts w:ascii="Times New Roman" w:hAnsi="Times New Roman"/>
-          <w:color w:val="FF0000"/>
+          <w:b/>
+          <w:bCs/>
+          <w:color w:val="3465A4"/>
+          <w:sz w:val="32"/>
+          <w:szCs w:val="32"/>
+        </w:rPr>
+      </w:pPr>
+      <w:r>
+        <w:rPr>
+          <w:rFonts w:ascii="Times New Roman" w:hAnsi="Times New Roman"/>
+          <w:b/>
+          <w:bCs/>
+          <w:color w:val="3465A4"/>
           <w:sz w:val="32"/>
           <w:szCs w:val="32"/>
         </w:rPr>
@@ -17928,6 +17977,175 @@
           <w:sz w:val="32"/>
           <w:szCs w:val="32"/>
         </w:rPr>
+        <w:t xml:space="preserve">b. ALU </w:t>
+      </w:r>
+      <w:r>
+        <w:rPr>
+          <w:rFonts w:ascii="Times New Roman" w:hAnsi="Times New Roman"/>
+          <w:color w:val="55308D"/>
+          <w:sz w:val="32"/>
+          <w:szCs w:val="32"/>
+        </w:rPr>
+        <w:t> </w:t>
+      </w:r>
+      <w:r>
+        <w:rPr>
+          <w:rFonts w:eastAsia="NSimSun" w:cs="Lucida Sans" w:ascii="Times New Roman" w:hAnsi="Times New Roman"/>
+          <w:color w:val="55308D"/>
+          <w:kern w:val="2"/>
+          <w:sz w:val="24"/>
+          <w:szCs w:val="24"/>
+          <w:lang w:val="en-US" w:eastAsia="zh-CN" w:bidi="hi-IN"/>
+        </w:rPr>
+        <w:t>mạch tổ hợp</w:t>
+      </w:r>
+    </w:p>
+    <w:p>
+      <w:pPr>
+        <w:pStyle w:val="Normal"/>
+        <w:rPr>
+          <w:rFonts w:ascii="Times New Roman" w:hAnsi="Times New Roman"/>
+          <w:sz w:val="32"/>
+          <w:szCs w:val="32"/>
+        </w:rPr>
+      </w:pPr>
+      <w:r>
+        <w:rPr>
+          <w:rFonts w:ascii="Times New Roman" w:hAnsi="Times New Roman"/>
+          <w:sz w:val="32"/>
+          <w:szCs w:val="32"/>
+        </w:rPr>
+        <w:t>c. MUX</w:t>
+      </w:r>
+      <w:r>
+        <w:rPr>
+          <w:rFonts w:ascii="Times New Roman" w:hAnsi="Times New Roman"/>
+          <w:color w:val="55308D"/>
+          <w:sz w:val="32"/>
+          <w:szCs w:val="32"/>
+        </w:rPr>
+        <w:t> </w:t>
+      </w:r>
+      <w:r>
+        <w:rPr>
+          <w:rFonts w:eastAsia="NSimSun" w:cs="Lucida Sans" w:ascii="Times New Roman" w:hAnsi="Times New Roman"/>
+          <w:color w:val="55308D"/>
+          <w:kern w:val="2"/>
+          <w:sz w:val="24"/>
+          <w:szCs w:val="24"/>
+          <w:lang w:val="en-US" w:eastAsia="zh-CN" w:bidi="hi-IN"/>
+        </w:rPr>
+        <w:t>mạch tổ hợp</w:t>
+      </w:r>
+    </w:p>
+    <w:p>
+      <w:pPr>
+        <w:pStyle w:val="Normal"/>
+        <w:rPr/>
+      </w:pPr>
+      <w:r>
+        <w:rPr>
+          <w:rFonts w:ascii="Times New Roman" w:hAnsi="Times New Roman"/>
+          <w:sz w:val="32"/>
+          <w:szCs w:val="32"/>
+        </w:rPr>
+        <w:t>d. Bộ giải mã</w:t>
+      </w:r>
+      <w:r>
+        <w:rPr>
+          <w:rFonts w:ascii="Times New Roman" w:hAnsi="Times New Roman"/>
+          <w:color w:val="55308D"/>
+          <w:sz w:val="32"/>
+          <w:szCs w:val="32"/>
+        </w:rPr>
+        <w:t> </w:t>
+      </w:r>
+      <w:r>
+        <w:rPr>
+          <w:rFonts w:eastAsia="NSimSun" w:cs="Lucida Sans" w:ascii="Times New Roman" w:hAnsi="Times New Roman"/>
+          <w:color w:val="55308D"/>
+          <w:kern w:val="2"/>
+          <w:sz w:val="24"/>
+          <w:szCs w:val="24"/>
+          <w:lang w:val="en-US" w:eastAsia="zh-CN" w:bidi="hi-IN"/>
+        </w:rPr>
+        <w:t>mạch tổ hợp</w:t>
+      </w:r>
+    </w:p>
+    <w:p>
+      <w:pPr>
+        <w:pStyle w:val="Normal"/>
+        <w:rPr>
+          <w:rFonts w:ascii="Times New Roman" w:hAnsi="Times New Roman"/>
+          <w:sz w:val="32"/>
+          <w:szCs w:val="32"/>
+        </w:rPr>
+      </w:pPr>
+      <w:r>
+        <w:rPr>
+          <w:rFonts w:ascii="Times New Roman" w:hAnsi="Times New Roman"/>
+          <w:sz w:val="32"/>
+          <w:szCs w:val="32"/>
+        </w:rPr>
+      </w:r>
+    </w:p>
+    <w:p>
+      <w:pPr>
+        <w:pStyle w:val="Normal"/>
+        <w:rPr>
+          <w:rFonts w:ascii="Times New Roman" w:hAnsi="Times New Roman"/>
+          <w:sz w:val="32"/>
+          <w:szCs w:val="32"/>
+        </w:rPr>
+      </w:pPr>
+      <w:r>
+        <w:rPr>
+          <w:rFonts w:ascii="Times New Roman" w:hAnsi="Times New Roman"/>
+          <w:sz w:val="32"/>
+          <w:szCs w:val="32"/>
+        </w:rPr>
+        <w:t>Thành phần nào trong các thành phần sau không nằm bên trong CPU?</w:t>
+      </w:r>
+    </w:p>
+    <w:p>
+      <w:pPr>
+        <w:pStyle w:val="Normal"/>
+        <w:rPr>
+          <w:rFonts w:ascii="Times New Roman" w:hAnsi="Times New Roman"/>
+          <w:b/>
+          <w:bCs/>
+          <w:color w:val="3465A4"/>
+          <w:sz w:val="32"/>
+          <w:szCs w:val="32"/>
+        </w:rPr>
+      </w:pPr>
+      <w:r>
+        <w:rPr>
+          <w:rFonts w:ascii="Times New Roman" w:hAnsi="Times New Roman"/>
+          <w:b/>
+          <w:bCs/>
+          <w:color w:val="3465A4"/>
+          <w:sz w:val="32"/>
+          <w:szCs w:val="32"/>
+        </w:rPr>
+        <w:t>a. Main Memory</w:t>
+      </w:r>
+    </w:p>
+    <w:p>
+      <w:pPr>
+        <w:pStyle w:val="Normal"/>
+        <w:rPr>
+          <w:rFonts w:ascii="Times New Roman" w:hAnsi="Times New Roman"/>
+          <w:sz w:val="32"/>
+          <w:szCs w:val="32"/>
+        </w:rPr>
+      </w:pPr>
+      <w:r>
+        <w:rPr>
+          <w:rFonts w:ascii="Times New Roman" w:hAnsi="Times New Roman"/>
+          <w:sz w:val="32"/>
+          <w:szCs w:val="32"/>
+        </w:rPr>
         <w:t>b. ALU</w:t>
       </w:r>
     </w:p>
@@ -17946,7 +18164,7 @@
           <w:sz w:val="32"/>
           <w:szCs w:val="32"/>
         </w:rPr>
-        <w:t>c. MUX</w:t>
+        <w:t>c. Control Unit</w:t>
       </w:r>
     </w:p>
     <w:p>
@@ -17960,111 +18178,6 @@
           <w:sz w:val="32"/>
           <w:szCs w:val="32"/>
         </w:rPr>
-        <w:t>d. Bộ giải mã</w:t>
-      </w:r>
-    </w:p>
-    <w:p>
-      <w:pPr>
-        <w:pStyle w:val="Normal"/>
-        <w:rPr>
-          <w:rFonts w:ascii="Times New Roman" w:hAnsi="Times New Roman"/>
-          <w:sz w:val="32"/>
-          <w:szCs w:val="32"/>
-        </w:rPr>
-      </w:pPr>
-      <w:r>
-        <w:rPr>
-          <w:rFonts w:ascii="Times New Roman" w:hAnsi="Times New Roman"/>
-          <w:sz w:val="32"/>
-          <w:szCs w:val="32"/>
-        </w:rPr>
-      </w:r>
-    </w:p>
-    <w:p>
-      <w:pPr>
-        <w:pStyle w:val="Normal"/>
-        <w:rPr>
-          <w:rFonts w:ascii="Times New Roman" w:hAnsi="Times New Roman"/>
-          <w:sz w:val="32"/>
-          <w:szCs w:val="32"/>
-        </w:rPr>
-      </w:pPr>
-      <w:r>
-        <w:rPr>
-          <w:rFonts w:ascii="Times New Roman" w:hAnsi="Times New Roman"/>
-          <w:sz w:val="32"/>
-          <w:szCs w:val="32"/>
-        </w:rPr>
-        <w:t>Thành phần nào trong các thành phần sau không nằm bên trong CPU?</w:t>
-      </w:r>
-    </w:p>
-    <w:p>
-      <w:pPr>
-        <w:pStyle w:val="Normal"/>
-        <w:rPr>
-          <w:rFonts w:ascii="Times New Roman" w:hAnsi="Times New Roman"/>
-          <w:color w:val="FF0000"/>
-          <w:sz w:val="32"/>
-          <w:szCs w:val="32"/>
-        </w:rPr>
-      </w:pPr>
-      <w:r>
-        <w:rPr>
-          <w:rFonts w:ascii="Times New Roman" w:hAnsi="Times New Roman"/>
-          <w:color w:val="FF0000"/>
-          <w:sz w:val="32"/>
-          <w:szCs w:val="32"/>
-        </w:rPr>
-        <w:t>a. Main Memory</w:t>
-      </w:r>
-    </w:p>
-    <w:p>
-      <w:pPr>
-        <w:pStyle w:val="Normal"/>
-        <w:rPr>
-          <w:rFonts w:ascii="Times New Roman" w:hAnsi="Times New Roman"/>
-          <w:sz w:val="32"/>
-          <w:szCs w:val="32"/>
-        </w:rPr>
-      </w:pPr>
-      <w:r>
-        <w:rPr>
-          <w:rFonts w:ascii="Times New Roman" w:hAnsi="Times New Roman"/>
-          <w:sz w:val="32"/>
-          <w:szCs w:val="32"/>
-        </w:rPr>
-        <w:t>b. ALU</w:t>
-      </w:r>
-    </w:p>
-    <w:p>
-      <w:pPr>
-        <w:pStyle w:val="Normal"/>
-        <w:rPr>
-          <w:rFonts w:ascii="Times New Roman" w:hAnsi="Times New Roman"/>
-          <w:sz w:val="32"/>
-          <w:szCs w:val="32"/>
-        </w:rPr>
-      </w:pPr>
-      <w:r>
-        <w:rPr>
-          <w:rFonts w:ascii="Times New Roman" w:hAnsi="Times New Roman"/>
-          <w:sz w:val="32"/>
-          <w:szCs w:val="32"/>
-        </w:rPr>
-        <w:t>c. Control Unit</w:t>
-      </w:r>
-    </w:p>
-    <w:p>
-      <w:pPr>
-        <w:pStyle w:val="Normal"/>
-        <w:rPr/>
-      </w:pPr>
-      <w:r>
-        <w:rPr>
-          <w:rFonts w:ascii="Times New Roman" w:hAnsi="Times New Roman"/>
-          <w:sz w:val="32"/>
-          <w:szCs w:val="32"/>
-        </w:rPr>
         <w:t>d. Register</w:t>
       </w:r>
     </w:p>
@@ -18144,15 +18257,19 @@
         <w:pStyle w:val="Normal"/>
         <w:rPr>
           <w:rFonts w:ascii="Times New Roman" w:hAnsi="Times New Roman"/>
-          <w:color w:val="FF0000"/>
-          <w:sz w:val="32"/>
-          <w:szCs w:val="32"/>
-        </w:rPr>
-      </w:pPr>
-      <w:r>
-        <w:rPr>
-          <w:rFonts w:ascii="Times New Roman" w:hAnsi="Times New Roman"/>
-          <w:color w:val="FF0000"/>
+          <w:b/>
+          <w:bCs/>
+          <w:color w:val="3465A4"/>
+          <w:sz w:val="32"/>
+          <w:szCs w:val="32"/>
+        </w:rPr>
+      </w:pPr>
+      <w:r>
+        <w:rPr>
+          <w:rFonts w:ascii="Times New Roman" w:hAnsi="Times New Roman"/>
+          <w:b/>
+          <w:bCs/>
+          <w:color w:val="3465A4"/>
           <w:sz w:val="32"/>
           <w:szCs w:val="32"/>
         </w:rPr>
@@ -18235,10 +18352,14 @@
       </w:r>
       <w:r>
         <w:rPr>
-          <w:rFonts w:ascii="Times New Roman" w:hAnsi="Times New Roman"/>
-          <w:color w:val="FF0000"/>
-          <w:sz w:val="32"/>
-          <w:szCs w:val="32"/>
+          <w:rFonts w:eastAsia="NSimSun" w:cs="Lucida Sans" w:ascii="Times New Roman" w:hAnsi="Times New Roman"/>
+          <w:b/>
+          <w:bCs/>
+          <w:color w:val="3465A4"/>
+          <w:kern w:val="2"/>
+          <w:sz w:val="32"/>
+          <w:szCs w:val="32"/>
+          <w:lang w:val="en-US" w:eastAsia="zh-CN" w:bidi="hi-IN"/>
         </w:rPr>
         <w:t>d. AMD</w:t>
       </w:r>
@@ -18248,6 +18369,43 @@
         <w:pStyle w:val="Normal"/>
         <w:rPr>
           <w:rFonts w:ascii="Times New Roman" w:hAnsi="Times New Roman"/>
+          <w:color w:val="55308D"/>
+        </w:rPr>
+      </w:pPr>
+      <w:r>
+        <w:rPr>
+          <w:rFonts w:ascii="Times New Roman" w:hAnsi="Times New Roman"/>
+          <w:color w:val="55308D"/>
+        </w:rPr>
+        <w:t xml:space="preserve">AMD </w:t>
+      </w:r>
+      <w:r>
+        <w:rPr>
+          <w:rFonts w:ascii="Times New Roman" w:hAnsi="Times New Roman"/>
+          <w:color w:val="55308D"/>
+        </w:rPr>
+        <w:t xml:space="preserve">là tên công ty, </w:t>
+      </w:r>
+      <w:r>
+        <w:rPr>
+          <w:rFonts w:ascii="Times New Roman" w:hAnsi="Times New Roman"/>
+          <w:color w:val="55308D"/>
+        </w:rPr>
+        <w:t>còn k</w:t>
+      </w:r>
+      <w:r>
+        <w:rPr>
+          <w:rFonts w:ascii="Times New Roman" w:hAnsi="Times New Roman"/>
+          <w:color w:val="55308D"/>
+        </w:rPr>
+        <w:t>iến trúc của AMD là AMD64 (x86-64)</w:t>
+      </w:r>
+    </w:p>
+    <w:p>
+      <w:pPr>
+        <w:pStyle w:val="Normal"/>
+        <w:rPr>
+          <w:rFonts w:ascii="Times New Roman" w:hAnsi="Times New Roman"/>
           <w:sz w:val="32"/>
           <w:szCs w:val="32"/>
         </w:rPr>
@@ -18319,15 +18477,19 @@
         <w:pStyle w:val="Normal"/>
         <w:rPr>
           <w:rFonts w:ascii="Times New Roman" w:hAnsi="Times New Roman"/>
-          <w:color w:val="FF0000"/>
-          <w:sz w:val="32"/>
-          <w:szCs w:val="32"/>
-        </w:rPr>
-      </w:pPr>
-      <w:r>
-        <w:rPr>
-          <w:rFonts w:ascii="Times New Roman" w:hAnsi="Times New Roman"/>
-          <w:color w:val="FF0000"/>
+          <w:b/>
+          <w:bCs/>
+          <w:color w:val="3465A4"/>
+          <w:sz w:val="32"/>
+          <w:szCs w:val="32"/>
+        </w:rPr>
+      </w:pPr>
+      <w:r>
+        <w:rPr>
+          <w:rFonts w:ascii="Times New Roman" w:hAnsi="Times New Roman"/>
+          <w:b/>
+          <w:bCs/>
+          <w:color w:val="3465A4"/>
           <w:sz w:val="32"/>
           <w:szCs w:val="32"/>
         </w:rPr>
@@ -18339,15 +18501,19 @@
         <w:pStyle w:val="Normal"/>
         <w:rPr>
           <w:rFonts w:ascii="Times New Roman" w:hAnsi="Times New Roman"/>
-          <w:color w:val="FF0000"/>
-          <w:sz w:val="32"/>
-          <w:szCs w:val="32"/>
-        </w:rPr>
-      </w:pPr>
-      <w:r>
-        <w:rPr>
-          <w:rFonts w:ascii="Times New Roman" w:hAnsi="Times New Roman"/>
-          <w:color w:val="FF0000"/>
+          <w:b/>
+          <w:bCs/>
+          <w:color w:val="3465A4"/>
+          <w:sz w:val="32"/>
+          <w:szCs w:val="32"/>
+        </w:rPr>
+      </w:pPr>
+      <w:r>
+        <w:rPr>
+          <w:rFonts w:ascii="Times New Roman" w:hAnsi="Times New Roman"/>
+          <w:b/>
+          <w:bCs/>
+          <w:color w:val="3465A4"/>
           <w:sz w:val="32"/>
           <w:szCs w:val="32"/>
         </w:rPr>
@@ -18394,15 +18560,19 @@
         <w:pStyle w:val="Normal"/>
         <w:rPr>
           <w:rFonts w:ascii="Times New Roman" w:hAnsi="Times New Roman"/>
-          <w:color w:val="FF0000"/>
-          <w:sz w:val="32"/>
-          <w:szCs w:val="32"/>
-        </w:rPr>
-      </w:pPr>
-      <w:r>
-        <w:rPr>
-          <w:rFonts w:ascii="Times New Roman" w:hAnsi="Times New Roman"/>
-          <w:color w:val="FF0000"/>
+          <w:b/>
+          <w:bCs/>
+          <w:color w:val="3465A4"/>
+          <w:sz w:val="32"/>
+          <w:szCs w:val="32"/>
+        </w:rPr>
+      </w:pPr>
+      <w:r>
+        <w:rPr>
+          <w:rFonts w:ascii="Times New Roman" w:hAnsi="Times New Roman"/>
+          <w:b/>
+          <w:bCs/>
+          <w:color w:val="3465A4"/>
           <w:sz w:val="32"/>
           <w:szCs w:val="32"/>
         </w:rPr>
@@ -18414,15 +18584,19 @@
         <w:pStyle w:val="Normal"/>
         <w:rPr>
           <w:rFonts w:ascii="Times New Roman" w:hAnsi="Times New Roman"/>
-          <w:color w:val="FF0000"/>
-          <w:sz w:val="32"/>
-          <w:szCs w:val="32"/>
-        </w:rPr>
-      </w:pPr>
-      <w:r>
-        <w:rPr>
-          <w:rFonts w:ascii="Times New Roman" w:hAnsi="Times New Roman"/>
-          <w:color w:val="FF0000"/>
+          <w:b/>
+          <w:bCs/>
+          <w:color w:val="3465A4"/>
+          <w:sz w:val="32"/>
+          <w:szCs w:val="32"/>
+        </w:rPr>
+      </w:pPr>
+      <w:r>
+        <w:rPr>
+          <w:rFonts w:ascii="Times New Roman" w:hAnsi="Times New Roman"/>
+          <w:b/>
+          <w:bCs/>
+          <w:color w:val="3465A4"/>
           <w:sz w:val="32"/>
           <w:szCs w:val="32"/>
         </w:rPr>
@@ -18434,15 +18608,19 @@
         <w:pStyle w:val="Normal"/>
         <w:rPr>
           <w:rFonts w:ascii="Times New Roman" w:hAnsi="Times New Roman"/>
-          <w:color w:val="FF0000"/>
-          <w:sz w:val="32"/>
-          <w:szCs w:val="32"/>
-        </w:rPr>
-      </w:pPr>
-      <w:r>
-        <w:rPr>
-          <w:rFonts w:ascii="Times New Roman" w:hAnsi="Times New Roman"/>
-          <w:color w:val="FF0000"/>
+          <w:b/>
+          <w:bCs/>
+          <w:color w:val="3465A4"/>
+          <w:sz w:val="32"/>
+          <w:szCs w:val="32"/>
+        </w:rPr>
+      </w:pPr>
+      <w:r>
+        <w:rPr>
+          <w:rFonts w:ascii="Times New Roman" w:hAnsi="Times New Roman"/>
+          <w:b/>
+          <w:bCs/>
+          <w:color w:val="3465A4"/>
           <w:sz w:val="32"/>
           <w:szCs w:val="32"/>
         </w:rPr>
@@ -18490,15 +18668,19 @@
         <w:pStyle w:val="Normal"/>
         <w:rPr>
           <w:rFonts w:ascii="Times New Roman" w:hAnsi="Times New Roman"/>
-          <w:color w:val="FF0000"/>
-          <w:sz w:val="32"/>
-          <w:szCs w:val="32"/>
-        </w:rPr>
-      </w:pPr>
-      <w:r>
-        <w:rPr>
-          <w:rFonts w:ascii="Times New Roman" w:hAnsi="Times New Roman"/>
-          <w:color w:val="FF0000"/>
+          <w:b/>
+          <w:bCs/>
+          <w:color w:val="3465A4"/>
+          <w:sz w:val="32"/>
+          <w:szCs w:val="32"/>
+        </w:rPr>
+      </w:pPr>
+      <w:r>
+        <w:rPr>
+          <w:rFonts w:ascii="Times New Roman" w:hAnsi="Times New Roman"/>
+          <w:b/>
+          <w:bCs/>
+          <w:color w:val="3465A4"/>
           <w:sz w:val="32"/>
           <w:szCs w:val="32"/>
         </w:rPr>
@@ -18563,15 +18745,19 @@
         <w:pStyle w:val="Normal"/>
         <w:rPr>
           <w:rFonts w:ascii="Times New Roman" w:hAnsi="Times New Roman"/>
-          <w:color w:val="FF0000"/>
-          <w:sz w:val="32"/>
-          <w:szCs w:val="32"/>
-        </w:rPr>
-      </w:pPr>
-      <w:r>
-        <w:rPr>
-          <w:rFonts w:ascii="Times New Roman" w:hAnsi="Times New Roman"/>
-          <w:color w:val="FF0000"/>
+          <w:b/>
+          <w:bCs/>
+          <w:color w:val="3465A4"/>
+          <w:sz w:val="32"/>
+          <w:szCs w:val="32"/>
+        </w:rPr>
+      </w:pPr>
+      <w:r>
+        <w:rPr>
+          <w:rFonts w:ascii="Times New Roman" w:hAnsi="Times New Roman"/>
+          <w:b/>
+          <w:bCs/>
+          <w:color w:val="3465A4"/>
           <w:sz w:val="32"/>
           <w:szCs w:val="32"/>
         </w:rPr>
@@ -18653,15 +18839,19 @@
         <w:pStyle w:val="Normal"/>
         <w:rPr>
           <w:rFonts w:ascii="Times New Roman" w:hAnsi="Times New Roman"/>
-          <w:color w:val="FF0000"/>
-          <w:sz w:val="32"/>
-          <w:szCs w:val="32"/>
-        </w:rPr>
-      </w:pPr>
-      <w:r>
-        <w:rPr>
-          <w:rFonts w:ascii="Times New Roman" w:hAnsi="Times New Roman"/>
-          <w:color w:val="FF0000"/>
+          <w:b/>
+          <w:bCs/>
+          <w:color w:val="3465A4"/>
+          <w:sz w:val="32"/>
+          <w:szCs w:val="32"/>
+        </w:rPr>
+      </w:pPr>
+      <w:r>
+        <w:rPr>
+          <w:rFonts w:ascii="Times New Roman" w:hAnsi="Times New Roman"/>
+          <w:b/>
+          <w:bCs/>
+          <w:color w:val="3465A4"/>
           <w:sz w:val="32"/>
           <w:szCs w:val="32"/>
         </w:rPr>
@@ -18740,15 +18930,19 @@
         <w:pStyle w:val="Normal"/>
         <w:rPr>
           <w:rFonts w:ascii="Times New Roman" w:hAnsi="Times New Roman"/>
-          <w:color w:val="FF0000"/>
-          <w:sz w:val="32"/>
-          <w:szCs w:val="32"/>
-        </w:rPr>
-      </w:pPr>
-      <w:r>
-        <w:rPr>
-          <w:rFonts w:ascii="Times New Roman" w:hAnsi="Times New Roman"/>
-          <w:color w:val="FF0000"/>
+          <w:b/>
+          <w:bCs/>
+          <w:color w:val="3465A4"/>
+          <w:sz w:val="32"/>
+          <w:szCs w:val="32"/>
+        </w:rPr>
+      </w:pPr>
+      <w:r>
+        <w:rPr>
+          <w:rFonts w:ascii="Times New Roman" w:hAnsi="Times New Roman"/>
+          <w:b/>
+          <w:bCs/>
+          <w:color w:val="3465A4"/>
           <w:sz w:val="32"/>
           <w:szCs w:val="32"/>
         </w:rPr>
@@ -18760,15 +18954,19 @@
         <w:pStyle w:val="Normal"/>
         <w:rPr>
           <w:rFonts w:ascii="Times New Roman" w:hAnsi="Times New Roman"/>
-          <w:color w:val="FF0000"/>
-          <w:sz w:val="32"/>
-          <w:szCs w:val="32"/>
-        </w:rPr>
-      </w:pPr>
-      <w:r>
-        <w:rPr>
-          <w:rFonts w:ascii="Times New Roman" w:hAnsi="Times New Roman"/>
-          <w:color w:val="FF0000"/>
+          <w:b/>
+          <w:bCs/>
+          <w:color w:val="3465A4"/>
+          <w:sz w:val="32"/>
+          <w:szCs w:val="32"/>
+        </w:rPr>
+      </w:pPr>
+      <w:r>
+        <w:rPr>
+          <w:rFonts w:ascii="Times New Roman" w:hAnsi="Times New Roman"/>
+          <w:b/>
+          <w:bCs/>
+          <w:color w:val="3465A4"/>
           <w:sz w:val="32"/>
           <w:szCs w:val="32"/>
         </w:rPr>
@@ -18798,15 +18996,19 @@
         <w:pStyle w:val="Normal"/>
         <w:rPr>
           <w:rFonts w:ascii="Times New Roman" w:hAnsi="Times New Roman"/>
-          <w:color w:val="FF0000"/>
-          <w:sz w:val="32"/>
-          <w:szCs w:val="32"/>
-        </w:rPr>
-      </w:pPr>
-      <w:r>
-        <w:rPr>
-          <w:rFonts w:ascii="Times New Roman" w:hAnsi="Times New Roman"/>
-          <w:color w:val="FF0000"/>
+          <w:b/>
+          <w:bCs/>
+          <w:color w:val="3465A4"/>
+          <w:sz w:val="32"/>
+          <w:szCs w:val="32"/>
+        </w:rPr>
+      </w:pPr>
+      <w:r>
+        <w:rPr>
+          <w:rFonts w:ascii="Times New Roman" w:hAnsi="Times New Roman"/>
+          <w:b/>
+          <w:bCs/>
+          <w:color w:val="3465A4"/>
           <w:sz w:val="32"/>
           <w:szCs w:val="32"/>
         </w:rPr>
@@ -19192,16 +19394,32 @@
     <w:p>
       <w:pPr>
         <w:pStyle w:val="Normal"/>
-        <w:rPr/>
-      </w:pPr>
-      <w:r>
-        <w:rPr>
-          <w:rFonts w:ascii="Times New Roman" w:hAnsi="Times New Roman"/>
-          <w:color w:val="FF0000"/>
-          <w:sz w:val="32"/>
-          <w:szCs w:val="32"/>
+        <w:rPr>
+          <w:rFonts w:ascii="Times New Roman" w:hAnsi="Times New Roman"/>
+          <w:sz w:val="32"/>
+          <w:szCs w:val="32"/>
+        </w:rPr>
+      </w:pPr>
+      <w:r>
+        <w:rPr>
+          <w:rFonts w:eastAsia="NSimSun" w:cs="Lucida Sans" w:ascii="Times New Roman" w:hAnsi="Times New Roman"/>
+          <w:b/>
+          <w:bCs/>
+          <w:color w:val="3465A4"/>
+          <w:kern w:val="2"/>
+          <w:sz w:val="32"/>
+          <w:szCs w:val="32"/>
+          <w:lang w:val="en-US" w:eastAsia="zh-CN" w:bidi="hi-IN"/>
         </w:rPr>
         <w:t>a. sll</w:t>
+      </w:r>
+      <w:r>
+        <w:rPr>
+          <w:rFonts w:ascii="Times New Roman" w:hAnsi="Times New Roman"/>
+          <w:color w:val="FF0000"/>
+          <w:sz w:val="32"/>
+          <w:szCs w:val="32"/>
+        </w:rPr>
         <w:tab/>
         <w:tab/>
       </w:r>
@@ -19217,6 +19435,13 @@
         <w:t>c. sw</w:t>
         <w:tab/>
         <w:tab/>
+      </w:r>
+      <w:r>
+        <w:rPr>
+          <w:rFonts w:ascii="Times New Roman" w:hAnsi="Times New Roman"/>
+          <w:sz w:val="32"/>
+          <w:szCs w:val="32"/>
+        </w:rPr>
         <w:t>d. addi</w:t>
       </w:r>
     </w:p>
@@ -19225,17 +19450,182 @@
         <w:pStyle w:val="Normal"/>
         <w:rPr>
           <w:rFonts w:ascii="Times New Roman" w:hAnsi="Times New Roman"/>
-          <w:sz w:val="32"/>
-          <w:szCs w:val="32"/>
-        </w:rPr>
-      </w:pPr>
-      <w:r>
-        <w:rPr>
-          <w:rFonts w:ascii="Times New Roman" w:hAnsi="Times New Roman"/>
-          <w:sz w:val="32"/>
-          <w:szCs w:val="32"/>
-        </w:rPr>
-        <w:t>Kết quả của câu lệnh beq hoặc bne sẽ làm thay đổi giá trị của ...?</w:t>
+          <w:color w:val="55308D"/>
+          <w:sz w:val="24"/>
+          <w:szCs w:val="24"/>
+        </w:rPr>
+      </w:pPr>
+      <w:r>
+        <w:rPr>
+          <w:rFonts w:ascii="Times New Roman" w:hAnsi="Times New Roman"/>
+          <w:color w:val="55308D"/>
+          <w:sz w:val="24"/>
+          <w:szCs w:val="24"/>
+        </w:rPr>
+        <w:t>sll (shift left logical) → lệnh dịch bit, thuộc nhóm lệnh logic</w:t>
+      </w:r>
+    </w:p>
+    <w:p>
+      <w:pPr>
+        <w:pStyle w:val="Normal"/>
+        <w:rPr>
+          <w:rFonts w:ascii="Times New Roman" w:hAnsi="Times New Roman"/>
+          <w:color w:val="55308D"/>
+          <w:sz w:val="24"/>
+          <w:szCs w:val="24"/>
+        </w:rPr>
+      </w:pPr>
+      <w:r>
+        <w:rPr>
+          <w:rFonts w:ascii="Times New Roman" w:hAnsi="Times New Roman"/>
+          <w:color w:val="55308D"/>
+          <w:sz w:val="24"/>
+          <w:szCs w:val="24"/>
+        </w:rPr>
+        <w:t>slt (set on less than) → thường xếp vào lệnh so sánh / số học</w:t>
+      </w:r>
+    </w:p>
+    <w:p>
+      <w:pPr>
+        <w:pStyle w:val="Normal"/>
+        <w:rPr>
+          <w:rFonts w:ascii="Times New Roman" w:hAnsi="Times New Roman"/>
+          <w:color w:val="55308D"/>
+          <w:sz w:val="24"/>
+          <w:szCs w:val="24"/>
+        </w:rPr>
+      </w:pPr>
+      <w:r>
+        <w:rPr>
+          <w:rFonts w:ascii="Times New Roman" w:hAnsi="Times New Roman"/>
+          <w:color w:val="55308D"/>
+          <w:sz w:val="24"/>
+          <w:szCs w:val="24"/>
+        </w:rPr>
+        <w:t>sw (store word) → lệnh truy xuất bộ nhớ</w:t>
+      </w:r>
+    </w:p>
+    <w:p>
+      <w:pPr>
+        <w:pStyle w:val="Normal"/>
+        <w:rPr>
+          <w:rFonts w:ascii="Times New Roman" w:hAnsi="Times New Roman"/>
+          <w:color w:val="55308D"/>
+          <w:sz w:val="24"/>
+          <w:szCs w:val="24"/>
+        </w:rPr>
+      </w:pPr>
+      <w:r>
+        <w:rPr>
+          <w:rFonts w:ascii="Times New Roman" w:hAnsi="Times New Roman"/>
+          <w:color w:val="55308D"/>
+          <w:sz w:val="24"/>
+          <w:szCs w:val="24"/>
+        </w:rPr>
+        <w:t>addi (add immediate) → lệnh số học (arithmetic)</w:t>
+      </w:r>
+    </w:p>
+    <w:p>
+      <w:pPr>
+        <w:pStyle w:val="Normal"/>
+        <w:rPr>
+          <w:rFonts w:ascii="Times New Roman" w:hAnsi="Times New Roman"/>
+          <w:color w:val="55308D"/>
+          <w:sz w:val="24"/>
+          <w:szCs w:val="24"/>
+        </w:rPr>
+      </w:pPr>
+      <w:r>
+        <w:rPr>
+          <w:rFonts w:ascii="Times New Roman" w:hAnsi="Times New Roman"/>
+          <w:color w:val="55308D"/>
+          <w:sz w:val="24"/>
+          <w:szCs w:val="24"/>
+        </w:rPr>
+        <w:t>Logic: and, or, xor, nor, sll, srl</w:t>
+      </w:r>
+    </w:p>
+    <w:p>
+      <w:pPr>
+        <w:pStyle w:val="Normal"/>
+        <w:rPr>
+          <w:rFonts w:ascii="Times New Roman" w:hAnsi="Times New Roman"/>
+          <w:color w:val="55308D"/>
+          <w:sz w:val="24"/>
+          <w:szCs w:val="24"/>
+        </w:rPr>
+      </w:pPr>
+      <w:r>
+        <w:rPr>
+          <w:rFonts w:ascii="Times New Roman" w:hAnsi="Times New Roman"/>
+          <w:color w:val="55308D"/>
+          <w:sz w:val="24"/>
+          <w:szCs w:val="24"/>
+        </w:rPr>
+        <w:t>Arithmetic: add, addi, sub, slt</w:t>
+      </w:r>
+    </w:p>
+    <w:p>
+      <w:pPr>
+        <w:pStyle w:val="Normal"/>
+        <w:rPr>
+          <w:rFonts w:ascii="Times New Roman" w:hAnsi="Times New Roman"/>
+          <w:color w:val="55308D"/>
+          <w:sz w:val="24"/>
+          <w:szCs w:val="24"/>
+        </w:rPr>
+      </w:pPr>
+      <w:r>
+        <w:rPr>
+          <w:rFonts w:ascii="Times New Roman" w:hAnsi="Times New Roman"/>
+          <w:color w:val="55308D"/>
+          <w:sz w:val="24"/>
+          <w:szCs w:val="24"/>
+        </w:rPr>
+        <w:t>Memory: lw, sw</w:t>
+      </w:r>
+    </w:p>
+    <w:p>
+      <w:pPr>
+        <w:pStyle w:val="Normal"/>
+        <w:rPr>
+          <w:rFonts w:ascii="Times New Roman" w:hAnsi="Times New Roman"/>
+          <w:sz w:val="32"/>
+          <w:szCs w:val="32"/>
+        </w:rPr>
+      </w:pPr>
+      <w:r>
+        <w:rPr>
+          <w:rFonts w:ascii="Times New Roman" w:hAnsi="Times New Roman"/>
+          <w:sz w:val="32"/>
+          <w:szCs w:val="32"/>
+        </w:rPr>
+      </w:r>
+    </w:p>
+    <w:p>
+      <w:pPr>
+        <w:pStyle w:val="Normal"/>
+        <w:rPr>
+          <w:rFonts w:ascii="Times New Roman" w:hAnsi="Times New Roman"/>
+          <w:sz w:val="32"/>
+          <w:szCs w:val="32"/>
+        </w:rPr>
+      </w:pPr>
+      <w:r>
+        <w:rPr>
+          <w:rFonts w:ascii="Times New Roman" w:hAnsi="Times New Roman"/>
+          <w:sz w:val="32"/>
+          <w:szCs w:val="32"/>
+        </w:rPr>
+        <w:t>Kết quả của câu lệnh beq h</w:t>
+      </w:r>
+      <w:r>
+        <w:rPr>
+          <w:rFonts w:ascii="Times New Roman" w:hAnsi="Times New Roman"/>
+          <w:sz w:val="32"/>
+          <w:szCs w:val="32"/>
+        </w:rPr>
+        <w:t>oặc bne sẽ làm thay đổi giá trị của ...?</w:t>
       </w:r>
     </w:p>
     <w:p>
@@ -23603,11 +23993,6 @@
         </w:rPr>
       </w:pPr>
       <w:r>
-        <w:rPr>
-          <w:rFonts w:ascii="Times New Roman" w:hAnsi="Times New Roman"/>
-          <w:sz w:val="32"/>
-          <w:szCs w:val="32"/>
-        </w:rPr>
         <mc:AlternateContent>
           <mc:Choice Requires="wps">
             <w:drawing>
@@ -23655,10 +24040,14 @@
                               <w:pStyle w:val="BodyText"/>
                               <w:spacing w:before="0" w:after="140"/>
                               <w:ind w:hanging="0" w:start="0" w:end="0"/>
-                              <w:rPr/>
+                              <w:rPr>
+                                <w:color w:val="000000"/>
+                              </w:rPr>
                             </w:pPr>
                             <w:r>
-                              <w:rPr/>
+                              <w:rPr>
+                                <w:color w:val="000000"/>
+                              </w:rPr>
                             </w:r>
                           </w:p>
                         </w:txbxContent>
@@ -23684,10 +24073,14 @@
                         <w:pStyle w:val="BodyText"/>
                         <w:spacing w:before="0" w:after="140"/>
                         <w:ind w:hanging="0" w:start="0" w:end="0"/>
-                        <w:rPr/>
+                        <w:rPr>
+                          <w:color w:val="000000"/>
+                        </w:rPr>
                       </w:pPr>
                       <w:r>
-                        <w:rPr/>
+                        <w:rPr>
+                          <w:color w:val="000000"/>
+                        </w:rPr>
                       </w:r>
                     </w:p>
                   </w:txbxContent>
@@ -23717,11 +24110,6 @@
         </w:rPr>
       </w:pPr>
       <w:r>
-        <w:rPr>
-          <w:rFonts w:ascii="Times New Roman" w:hAnsi="Times New Roman"/>
-          <w:sz w:val="32"/>
-          <w:szCs w:val="32"/>
-        </w:rPr>
         <mc:AlternateContent>
           <mc:Choice Requires="wps">
             <w:drawing>
@@ -23769,10 +24157,14 @@
                               <w:pStyle w:val="BodyText"/>
                               <w:spacing w:before="0" w:after="140"/>
                               <w:ind w:hanging="0" w:start="0" w:end="0"/>
-                              <w:rPr/>
+                              <w:rPr>
+                                <w:color w:val="000000"/>
+                              </w:rPr>
                             </w:pPr>
                             <w:r>
-                              <w:rPr/>
+                              <w:rPr>
+                                <w:color w:val="000000"/>
+                              </w:rPr>
                             </w:r>
                           </w:p>
                         </w:txbxContent>
@@ -23798,10 +24190,14 @@
                         <w:pStyle w:val="BodyText"/>
                         <w:spacing w:before="0" w:after="140"/>
                         <w:ind w:hanging="0" w:start="0" w:end="0"/>
-                        <w:rPr/>
+                        <w:rPr>
+                          <w:color w:val="000000"/>
+                        </w:rPr>
                       </w:pPr>
                       <w:r>
-                        <w:rPr/>
+                        <w:rPr>
+                          <w:color w:val="000000"/>
+                        </w:rPr>
                       </w:r>
                     </w:p>
                   </w:txbxContent>
@@ -23827,11 +24223,6 @@
         <w:rPr/>
       </w:pPr>
       <w:r>
-        <w:rPr>
-          <w:rFonts w:ascii="Times New Roman" w:hAnsi="Times New Roman"/>
-          <w:sz w:val="32"/>
-          <w:szCs w:val="32"/>
-        </w:rPr>
         <mc:AlternateContent>
           <mc:Choice Requires="wps">
             <w:drawing>
@@ -23879,10 +24270,14 @@
                               <w:pStyle w:val="BodyText"/>
                               <w:spacing w:before="0" w:after="140"/>
                               <w:ind w:hanging="0" w:start="0" w:end="0"/>
-                              <w:rPr/>
+                              <w:rPr>
+                                <w:color w:val="000000"/>
+                              </w:rPr>
                             </w:pPr>
                             <w:r>
-                              <w:rPr/>
+                              <w:rPr>
+                                <w:color w:val="000000"/>
+                              </w:rPr>
                             </w:r>
                           </w:p>
                         </w:txbxContent>
@@ -23908,10 +24303,14 @@
                         <w:pStyle w:val="BodyText"/>
                         <w:spacing w:before="0" w:after="140"/>
                         <w:ind w:hanging="0" w:start="0" w:end="0"/>
-                        <w:rPr/>
+                        <w:rPr>
+                          <w:color w:val="000000"/>
+                        </w:rPr>
                       </w:pPr>
                       <w:r>
-                        <w:rPr/>
+                        <w:rPr>
+                          <w:color w:val="000000"/>
+                        </w:rPr>
                       </w:r>
                     </w:p>
                   </w:txbxContent>
@@ -29250,7 +29649,7 @@
         <w:gridCol w:w="1663"/>
         <w:gridCol w:w="1663"/>
         <w:gridCol w:w="1663"/>
-        <w:gridCol w:w="1664"/>
+        <w:gridCol w:w="1663"/>
       </w:tblGrid>
       <w:tr>
         <w:trPr/>
@@ -29432,7 +29831,7 @@
         </w:tc>
         <w:tc>
           <w:tcPr>
-            <w:tcW w:w="1664" w:type="dxa"/>
+            <w:tcW w:w="1663" w:type="dxa"/>
             <w:tcBorders>
               <w:top w:val="single" w:sz="4" w:space="0" w:color="000000"/>
               <w:start w:val="single" w:sz="4" w:space="0" w:color="000000"/>
@@ -29645,7 +30044,7 @@
         </w:tc>
         <w:tc>
           <w:tcPr>
-            <w:tcW w:w="1664" w:type="dxa"/>
+            <w:tcW w:w="1663" w:type="dxa"/>
             <w:tcBorders>
               <w:start w:val="single" w:sz="4" w:space="0" w:color="000000"/>
               <w:bottom w:val="single" w:sz="4" w:space="0" w:color="000000"/>

--- a/hk2-to-chuc-va-cau-truc-may-tinh/on_tap_2.docx
+++ b/hk2-to-chuc-va-cau-truc-may-tinh/on_tap_2.docx
@@ -15437,15 +15437,19 @@
         <w:pStyle w:val="Normal"/>
         <w:rPr>
           <w:rFonts w:ascii="Times New Roman" w:hAnsi="Times New Roman"/>
-          <w:color w:val="FF0000"/>
-          <w:sz w:val="32"/>
-          <w:szCs w:val="32"/>
-        </w:rPr>
-      </w:pPr>
-      <w:r>
-        <w:rPr>
-          <w:rFonts w:ascii="Times New Roman" w:hAnsi="Times New Roman"/>
-          <w:color w:val="FF0000"/>
+          <w:b/>
+          <w:bCs/>
+          <w:color w:val="3465A4"/>
+          <w:sz w:val="32"/>
+          <w:szCs w:val="32"/>
+        </w:rPr>
+      </w:pPr>
+      <w:r>
+        <w:rPr>
+          <w:rFonts w:ascii="Times New Roman" w:hAnsi="Times New Roman"/>
+          <w:b/>
+          <w:bCs/>
+          <w:color w:val="3465A4"/>
           <w:sz w:val="32"/>
           <w:szCs w:val="32"/>
         </w:rPr>
@@ -15517,13 +15521,39 @@
       </w:pPr>
       <w:r>
         <w:rPr>
-          <w:rFonts w:ascii="Times New Roman" w:hAnsi="Times New Roman"/>
-          <w:color w:val="FF0000"/>
-          <w:sz w:val="32"/>
-          <w:szCs w:val="32"/>
+          <w:rFonts w:eastAsia="NSimSun" w:cs="Lucida Sans" w:ascii="Times New Roman" w:hAnsi="Times New Roman"/>
+          <w:b/>
+          <w:bCs/>
+          <w:color w:val="3465A4"/>
+          <w:kern w:val="2"/>
+          <w:sz w:val="32"/>
+          <w:szCs w:val="32"/>
+          <w:lang w:val="en-US" w:eastAsia="zh-CN" w:bidi="hi-IN"/>
         </w:rPr>
         <w:t>a. Cổng luận lý NAND</w:t>
       </w:r>
+      <w:r>
+        <w:rPr>
+          <w:rFonts w:ascii="Times New Roman" w:hAnsi="Times New Roman"/>
+          <w:color w:val="FF0000"/>
+          <w:sz w:val="32"/>
+          <w:szCs w:val="32"/>
+        </w:rPr>
+        <w:tab/>
+        <w:tab/>
+      </w:r>
+      <w:r>
+        <w:rPr>
+          <w:rStyle w:val="Strong"/>
+          <w:rFonts w:eastAsia="NSimSun" w:cs="Lucida Sans" w:ascii="Times New Roman" w:hAnsi="Times New Roman"/>
+          <w:color w:val="55308D"/>
+          <w:kern w:val="2"/>
+          <w:sz w:val="24"/>
+          <w:szCs w:val="24"/>
+          <w:lang w:val="en-US" w:eastAsia="zh-CN" w:bidi="hi-IN"/>
+        </w:rPr>
+        <w:t xml:space="preserve">cổng logic (AND, OR, NAND…), MUX, ALU, Adder </w:t>
+      </w:r>
     </w:p>
     <w:p>
       <w:pPr>
@@ -15541,6 +15571,23 @@
           <w:szCs w:val="32"/>
         </w:rPr>
         <w:t>b. Latch</w:t>
+        <w:tab/>
+        <w:tab/>
+        <w:tab/>
+        <w:tab/>
+        <w:tab/>
+      </w:r>
+      <w:r>
+        <w:rPr>
+          <w:rStyle w:val="Strong"/>
+          <w:rFonts w:eastAsia="NSimSun" w:cs="Lucida Sans" w:ascii="Times New Roman" w:hAnsi="Times New Roman"/>
+          <w:color w:val="55308D"/>
+          <w:kern w:val="2"/>
+          <w:sz w:val="24"/>
+          <w:szCs w:val="24"/>
+          <w:lang w:val="en-US" w:eastAsia="zh-CN" w:bidi="hi-IN"/>
+        </w:rPr>
+        <w:t xml:space="preserve">thiết bị tuần tự </w:t>
       </w:r>
     </w:p>
     <w:p>
@@ -15559,6 +15606,22 @@
           <w:szCs w:val="32"/>
         </w:rPr>
         <w:t>c. Thanh ghi</w:t>
+        <w:tab/>
+        <w:tab/>
+        <w:tab/>
+        <w:tab/>
+      </w:r>
+      <w:r>
+        <w:rPr>
+          <w:rStyle w:val="Strong"/>
+          <w:rFonts w:eastAsia="NSimSun" w:cs="Lucida Sans" w:ascii="Times New Roman" w:hAnsi="Times New Roman"/>
+          <w:color w:val="55308D"/>
+          <w:kern w:val="2"/>
+          <w:sz w:val="24"/>
+          <w:szCs w:val="24"/>
+          <w:lang w:val="en-US" w:eastAsia="zh-CN" w:bidi="hi-IN"/>
+        </w:rPr>
+        <w:t xml:space="preserve">thiết bị tuần tự </w:t>
       </w:r>
     </w:p>
     <w:p>
@@ -15573,6 +15636,23 @@
           <w:szCs w:val="32"/>
         </w:rPr>
         <w:t>d. Flipflop</w:t>
+        <w:tab/>
+        <w:tab/>
+        <w:tab/>
+        <w:tab/>
+        <w:tab/>
+      </w:r>
+      <w:r>
+        <w:rPr>
+          <w:rStyle w:val="Strong"/>
+          <w:rFonts w:eastAsia="NSimSun" w:cs="Lucida Sans" w:ascii="Times New Roman" w:hAnsi="Times New Roman"/>
+          <w:color w:val="55308D"/>
+          <w:kern w:val="2"/>
+          <w:sz w:val="24"/>
+          <w:szCs w:val="24"/>
+          <w:lang w:val="en-US" w:eastAsia="zh-CN" w:bidi="hi-IN"/>
+        </w:rPr>
+        <w:t xml:space="preserve">thiết bị tuần tự </w:t>
       </w:r>
     </w:p>
     <w:p>
@@ -15754,15 +15834,19 @@
         <w:pStyle w:val="Normal"/>
         <w:rPr>
           <w:rFonts w:ascii="Times New Roman" w:hAnsi="Times New Roman"/>
-          <w:color w:val="FF0000"/>
-          <w:sz w:val="32"/>
-          <w:szCs w:val="32"/>
-        </w:rPr>
-      </w:pPr>
-      <w:r>
-        <w:rPr>
-          <w:rFonts w:ascii="Times New Roman" w:hAnsi="Times New Roman"/>
-          <w:color w:val="FF0000"/>
+          <w:b/>
+          <w:bCs/>
+          <w:color w:val="3465A4"/>
+          <w:sz w:val="32"/>
+          <w:szCs w:val="32"/>
+        </w:rPr>
+      </w:pPr>
+      <w:r>
+        <w:rPr>
+          <w:rFonts w:ascii="Times New Roman" w:hAnsi="Times New Roman"/>
+          <w:b/>
+          <w:bCs/>
+          <w:color w:val="3465A4"/>
           <w:sz w:val="32"/>
           <w:szCs w:val="32"/>
         </w:rPr>
@@ -16003,6 +16087,21 @@
           <w:szCs w:val="32"/>
         </w:rPr>
         <w:t>a. MUX 4-1</w:t>
+        <w:tab/>
+        <w:tab/>
+        <w:t xml:space="preserve"> </w:t>
+      </w:r>
+      <w:r>
+        <w:rPr>
+          <w:rStyle w:val="Strong"/>
+          <w:rFonts w:eastAsia="NSimSun" w:cs="Lucida Sans" w:ascii="Times New Roman" w:hAnsi="Times New Roman"/>
+          <w:color w:val="55308D"/>
+          <w:kern w:val="2"/>
+          <w:sz w:val="24"/>
+          <w:szCs w:val="24"/>
+          <w:lang w:val="en-US" w:eastAsia="zh-CN" w:bidi="hi-IN"/>
+        </w:rPr>
+        <w:t xml:space="preserve">mạch tổ hợp </w:t>
       </w:r>
     </w:p>
     <w:p>
@@ -16021,6 +16120,22 @@
           <w:szCs w:val="32"/>
         </w:rPr>
         <w:t>b. ALU</w:t>
+        <w:tab/>
+        <w:tab/>
+        <w:tab/>
+        <w:t xml:space="preserve"> </w:t>
+      </w:r>
+      <w:r>
+        <w:rPr>
+          <w:rStyle w:val="Strong"/>
+          <w:rFonts w:eastAsia="NSimSun" w:cs="Lucida Sans" w:ascii="Times New Roman" w:hAnsi="Times New Roman"/>
+          <w:color w:val="55308D"/>
+          <w:kern w:val="2"/>
+          <w:sz w:val="24"/>
+          <w:szCs w:val="24"/>
+          <w:lang w:val="en-US" w:eastAsia="zh-CN" w:bidi="hi-IN"/>
+        </w:rPr>
+        <w:t xml:space="preserve">mạch tổ hợp </w:t>
       </w:r>
     </w:p>
     <w:p>
@@ -16039,22 +16154,42 @@
           <w:szCs w:val="32"/>
         </w:rPr>
         <w:t>c. CLA</w:t>
-      </w:r>
-    </w:p>
-    <w:p>
-      <w:pPr>
-        <w:pStyle w:val="Normal"/>
-        <w:rPr>
-          <w:rFonts w:ascii="Times New Roman" w:hAnsi="Times New Roman"/>
-          <w:color w:val="FF0000"/>
-          <w:sz w:val="32"/>
-          <w:szCs w:val="32"/>
-        </w:rPr>
-      </w:pPr>
-      <w:r>
-        <w:rPr>
-          <w:rFonts w:ascii="Times New Roman" w:hAnsi="Times New Roman"/>
-          <w:color w:val="FF0000"/>
+        <w:tab/>
+        <w:tab/>
+        <w:tab/>
+        <w:t xml:space="preserve"> </w:t>
+      </w:r>
+      <w:r>
+        <w:rPr>
+          <w:rStyle w:val="Strong"/>
+          <w:rFonts w:eastAsia="NSimSun" w:cs="Lucida Sans" w:ascii="Times New Roman" w:hAnsi="Times New Roman"/>
+          <w:color w:val="55308D"/>
+          <w:kern w:val="2"/>
+          <w:sz w:val="24"/>
+          <w:szCs w:val="24"/>
+          <w:lang w:val="en-US" w:eastAsia="zh-CN" w:bidi="hi-IN"/>
+        </w:rPr>
+        <w:t xml:space="preserve">mạch tổ hợp </w:t>
+      </w:r>
+    </w:p>
+    <w:p>
+      <w:pPr>
+        <w:pStyle w:val="Normal"/>
+        <w:rPr>
+          <w:rFonts w:ascii="Times New Roman" w:hAnsi="Times New Roman"/>
+          <w:b/>
+          <w:bCs/>
+          <w:color w:val="3465A4"/>
+          <w:sz w:val="32"/>
+          <w:szCs w:val="32"/>
+        </w:rPr>
+      </w:pPr>
+      <w:r>
+        <w:rPr>
+          <w:rFonts w:ascii="Times New Roman" w:hAnsi="Times New Roman"/>
+          <w:b/>
+          <w:bCs/>
+          <w:color w:val="3465A4"/>
           <w:sz w:val="32"/>
           <w:szCs w:val="32"/>
         </w:rPr>
@@ -16101,15 +16236,19 @@
         <w:pStyle w:val="Normal"/>
         <w:rPr>
           <w:rFonts w:ascii="Times New Roman" w:hAnsi="Times New Roman"/>
-          <w:color w:val="FF0000"/>
-          <w:sz w:val="32"/>
-          <w:szCs w:val="32"/>
-        </w:rPr>
-      </w:pPr>
-      <w:r>
-        <w:rPr>
-          <w:rFonts w:ascii="Times New Roman" w:hAnsi="Times New Roman"/>
-          <w:color w:val="FF0000"/>
+          <w:b/>
+          <w:bCs/>
+          <w:color w:val="3465A4"/>
+          <w:sz w:val="32"/>
+          <w:szCs w:val="32"/>
+        </w:rPr>
+      </w:pPr>
+      <w:r>
+        <w:rPr>
+          <w:rFonts w:ascii="Times New Roman" w:hAnsi="Times New Roman"/>
+          <w:b/>
+          <w:bCs/>
+          <w:color w:val="3465A4"/>
           <w:sz w:val="32"/>
           <w:szCs w:val="32"/>
         </w:rPr>
@@ -16217,6 +16356,88 @@
           <w:szCs w:val="32"/>
         </w:rPr>
         <w:t>a. Thanh ghi</w:t>
+        <w:tab/>
+      </w:r>
+      <w:r>
+        <w:rPr>
+          <w:rFonts w:eastAsia="NSimSun" w:cs="Lucida Sans" w:ascii="Times New Roman" w:hAnsi="Times New Roman"/>
+          <w:b/>
+          <w:bCs/>
+          <w:color w:val="55308D"/>
+          <w:kern w:val="2"/>
+          <w:sz w:val="24"/>
+          <w:szCs w:val="24"/>
+          <w:lang w:val="en-US" w:eastAsia="zh-CN" w:bidi="hi-IN"/>
+        </w:rPr>
+        <w:t>r</w:t>
+      </w:r>
+      <w:r>
+        <w:rPr>
+          <w:rStyle w:val="Strong"/>
+          <w:rFonts w:eastAsia="NSimSun" w:cs="Lucida Sans" w:ascii="Times New Roman" w:hAnsi="Times New Roman"/>
+          <w:b/>
+          <w:bCs/>
+          <w:color w:val="55308D"/>
+          <w:kern w:val="2"/>
+          <w:sz w:val="24"/>
+          <w:szCs w:val="24"/>
+          <w:lang w:val="en-US" w:eastAsia="zh-CN" w:bidi="hi-IN"/>
+        </w:rPr>
+        <w:t>egi</w:t>
+      </w:r>
+      <w:r>
+        <w:rPr>
+          <w:rStyle w:val="Strong"/>
+          <w:rFonts w:eastAsia="NSimSun" w:cs="Lucida Sans" w:ascii="Times New Roman" w:hAnsi="Times New Roman"/>
+          <w:b/>
+          <w:bCs/>
+          <w:color w:val="55308D"/>
+          <w:kern w:val="2"/>
+          <w:sz w:val="24"/>
+          <w:szCs w:val="24"/>
+          <w:lang w:val="en-US" w:eastAsia="zh-CN" w:bidi="hi-IN"/>
+        </w:rPr>
+        <w:t>ster</w:t>
+      </w:r>
+      <w:r>
+        <w:rPr>
+          <w:rFonts w:eastAsia="NSimSun" w:cs="Lucida Sans" w:ascii="Times New Roman" w:hAnsi="Times New Roman"/>
+          <w:b/>
+          <w:bCs/>
+          <w:color w:val="55308D"/>
+          <w:kern w:val="2"/>
+          <w:sz w:val="24"/>
+          <w:szCs w:val="24"/>
+          <w:lang w:val="en-US" w:eastAsia="zh-CN" w:bidi="hi-IN"/>
+        </w:rPr>
+        <w:t xml:space="preserve">: tập hợp </w:t>
+      </w:r>
+      <w:r>
+        <w:rPr>
+          <w:rStyle w:val="Strong"/>
+          <w:rFonts w:eastAsia="NSimSun" w:cs="Lucida Sans" w:ascii="Times New Roman" w:hAnsi="Times New Roman"/>
+          <w:b/>
+          <w:bCs/>
+          <w:color w:val="55308D"/>
+          <w:kern w:val="2"/>
+          <w:sz w:val="24"/>
+          <w:szCs w:val="24"/>
+          <w:lang w:val="en-US" w:eastAsia="zh-CN" w:bidi="hi-IN"/>
+        </w:rPr>
+        <w:t>nhiều flip-flop</w:t>
+      </w:r>
+      <w:r>
+        <w:rPr>
+          <w:rFonts w:eastAsia="NSimSun" w:cs="Lucida Sans" w:ascii="Times New Roman" w:hAnsi="Times New Roman"/>
+          <w:b/>
+          <w:bCs/>
+          <w:color w:val="55308D"/>
+          <w:kern w:val="2"/>
+          <w:sz w:val="24"/>
+          <w:szCs w:val="24"/>
+          <w:lang w:val="en-US" w:eastAsia="zh-CN" w:bidi="hi-IN"/>
+        </w:rPr>
+        <w:t xml:space="preserve">, lưu nhiều bit </w:t>
       </w:r>
     </w:p>
     <w:p>
@@ -16235,27 +16456,150 @@
           <w:szCs w:val="32"/>
         </w:rPr>
         <w:t>b. Latch</w:t>
-      </w:r>
-    </w:p>
-    <w:p>
-      <w:pPr>
-        <w:pStyle w:val="Normal"/>
-        <w:rPr>
-          <w:rFonts w:ascii="Times New Roman" w:hAnsi="Times New Roman"/>
-          <w:color w:val="FF0000"/>
-          <w:sz w:val="32"/>
-          <w:szCs w:val="32"/>
-        </w:rPr>
-      </w:pPr>
-      <w:r>
-        <w:rPr>
-          <w:rFonts w:ascii="Times New Roman" w:hAnsi="Times New Roman"/>
-          <w:color w:val="FF0000"/>
-          <w:sz w:val="32"/>
-          <w:szCs w:val="32"/>
+        <w:tab/>
+        <w:tab/>
+      </w:r>
+      <w:r>
+        <w:rPr>
+          <w:rFonts w:eastAsia="NSimSun" w:cs="Lucida Sans" w:ascii="Times New Roman" w:hAnsi="Times New Roman"/>
+          <w:b/>
+          <w:bCs/>
+          <w:color w:val="55308D"/>
+          <w:kern w:val="2"/>
+          <w:sz w:val="24"/>
+          <w:szCs w:val="24"/>
+          <w:lang w:val="en-US" w:eastAsia="zh-CN" w:bidi="hi-IN"/>
+        </w:rPr>
+        <w:t xml:space="preserve">kích hoạt theo </w:t>
+      </w:r>
+      <w:r>
+        <w:rPr>
+          <w:rStyle w:val="Strong"/>
+          <w:rFonts w:eastAsia="NSimSun" w:cs="Lucida Sans" w:ascii="Times New Roman" w:hAnsi="Times New Roman"/>
+          <w:b/>
+          <w:bCs/>
+          <w:color w:val="55308D"/>
+          <w:kern w:val="2"/>
+          <w:sz w:val="24"/>
+          <w:szCs w:val="24"/>
+          <w:lang w:val="en-US" w:eastAsia="zh-CN" w:bidi="hi-IN"/>
+        </w:rPr>
+        <w:t>mức</w:t>
+      </w:r>
+      <w:r>
+        <w:rPr>
+          <w:rFonts w:eastAsia="NSimSun" w:cs="Lucida Sans" w:ascii="Times New Roman" w:hAnsi="Times New Roman"/>
+          <w:b/>
+          <w:bCs/>
+          <w:color w:val="55308D"/>
+          <w:kern w:val="2"/>
+          <w:sz w:val="24"/>
+          <w:szCs w:val="24"/>
+          <w:lang w:val="en-US" w:eastAsia="zh-CN" w:bidi="hi-IN"/>
+        </w:rPr>
+        <w:t xml:space="preserve"> (level), không theo cạnh </w:t>
+      </w:r>
+    </w:p>
+    <w:p>
+      <w:pPr>
+        <w:pStyle w:val="Normal"/>
+        <w:rPr>
+          <w:rFonts w:ascii="Times New Roman" w:hAnsi="Times New Roman"/>
+          <w:color w:val="FF0000"/>
+          <w:sz w:val="32"/>
+          <w:szCs w:val="32"/>
+        </w:rPr>
+      </w:pPr>
+      <w:r>
+        <w:rPr>
+          <w:rFonts w:eastAsia="NSimSun" w:cs="Lucida Sans" w:ascii="Times New Roman" w:hAnsi="Times New Roman"/>
+          <w:b/>
+          <w:bCs/>
+          <w:color w:val="3465A4"/>
+          <w:kern w:val="2"/>
+          <w:sz w:val="32"/>
+          <w:szCs w:val="32"/>
+          <w:lang w:val="en-US" w:eastAsia="zh-CN" w:bidi="hi-IN"/>
         </w:rPr>
         <w:t>c. Flipflop</w:t>
       </w:r>
+      <w:r>
+        <w:rPr>
+          <w:rFonts w:ascii="Times New Roman" w:hAnsi="Times New Roman"/>
+          <w:color w:val="FF0000"/>
+          <w:sz w:val="32"/>
+          <w:szCs w:val="32"/>
+        </w:rPr>
+        <w:tab/>
+        <w:tab/>
+      </w:r>
+      <w:r>
+        <w:rPr>
+          <w:rFonts w:eastAsia="NSimSun" w:cs="Lucida Sans" w:ascii="Times New Roman" w:hAnsi="Times New Roman"/>
+          <w:b/>
+          <w:bCs/>
+          <w:color w:val="55308D"/>
+          <w:kern w:val="2"/>
+          <w:sz w:val="24"/>
+          <w:szCs w:val="24"/>
+          <w:lang w:val="en-US" w:eastAsia="zh-CN" w:bidi="hi-IN"/>
+        </w:rPr>
+        <w:t xml:space="preserve">kích hoạt theo </w:t>
+      </w:r>
+      <w:r>
+        <w:rPr>
+          <w:rStyle w:val="Strong"/>
+          <w:rFonts w:eastAsia="NSimSun" w:cs="Lucida Sans" w:ascii="Times New Roman" w:hAnsi="Times New Roman"/>
+          <w:b/>
+          <w:bCs/>
+          <w:color w:val="55308D"/>
+          <w:kern w:val="2"/>
+          <w:sz w:val="24"/>
+          <w:szCs w:val="24"/>
+          <w:lang w:val="en-US" w:eastAsia="zh-CN" w:bidi="hi-IN"/>
+        </w:rPr>
+        <w:t>cạnh xung clock</w:t>
+      </w:r>
+      <w:r>
+        <w:rPr>
+          <w:rFonts w:eastAsia="NSimSun" w:cs="Lucida Sans" w:ascii="Times New Roman" w:hAnsi="Times New Roman"/>
+          <w:b/>
+          <w:bCs/>
+          <w:color w:val="55308D"/>
+          <w:kern w:val="2"/>
+          <w:sz w:val="24"/>
+          <w:szCs w:val="24"/>
+          <w:lang w:val="en-US" w:eastAsia="zh-CN" w:bidi="hi-IN"/>
+        </w:rPr>
+        <w:t xml:space="preserve"> (cạnh lên hoặc cạnh xuống), lưu </w:t>
+      </w:r>
+      <w:r>
+        <w:rPr>
+          <w:rStyle w:val="Strong"/>
+          <w:rFonts w:eastAsia="NSimSun" w:cs="Lucida Sans" w:ascii="Times New Roman" w:hAnsi="Times New Roman"/>
+          <w:b/>
+          <w:bCs/>
+          <w:color w:val="55308D"/>
+          <w:kern w:val="2"/>
+          <w:sz w:val="24"/>
+          <w:szCs w:val="24"/>
+          <w:lang w:val="en-US" w:eastAsia="zh-CN" w:bidi="hi-IN"/>
+        </w:rPr>
+        <w:t>1 bit</w:t>
+      </w:r>
+      <w:r>
+        <w:rPr>
+          <w:rFonts w:eastAsia="NSimSun" w:cs="Lucida Sans" w:ascii="Times New Roman" w:hAnsi="Times New Roman"/>
+          <w:b/>
+          <w:bCs/>
+          <w:color w:val="55308D"/>
+          <w:kern w:val="2"/>
+          <w:sz w:val="24"/>
+          <w:szCs w:val="24"/>
+          <w:lang w:val="en-US" w:eastAsia="zh-CN" w:bidi="hi-IN"/>
+        </w:rPr>
+        <w:t xml:space="preserve"> </w:t>
+      </w:r>
     </w:p>
     <w:p>
       <w:pPr>
@@ -16297,15 +16641,19 @@
         <w:pStyle w:val="Normal"/>
         <w:rPr>
           <w:rFonts w:ascii="Times New Roman" w:hAnsi="Times New Roman"/>
-          <w:color w:val="FF0000"/>
-          <w:sz w:val="32"/>
-          <w:szCs w:val="32"/>
-        </w:rPr>
-      </w:pPr>
-      <w:r>
-        <w:rPr>
-          <w:rFonts w:ascii="Times New Roman" w:hAnsi="Times New Roman"/>
-          <w:color w:val="FF0000"/>
+          <w:b/>
+          <w:bCs/>
+          <w:color w:val="3465A4"/>
+          <w:sz w:val="32"/>
+          <w:szCs w:val="32"/>
+        </w:rPr>
+      </w:pPr>
+      <w:r>
+        <w:rPr>
+          <w:rFonts w:ascii="Times New Roman" w:hAnsi="Times New Roman"/>
+          <w:b/>
+          <w:bCs/>
+          <w:color w:val="3465A4"/>
           <w:sz w:val="32"/>
           <w:szCs w:val="32"/>
         </w:rPr>
@@ -16328,6 +16676,22 @@
           <w:szCs w:val="32"/>
         </w:rPr>
         <w:t>b. một thiết bị lưu trữ tích cực theo mức (cao) có khả năng lưu trữ 1-bit thông tin</w:t>
+        <w:tab/>
+        <w:tab/>
+        <w:t xml:space="preserve"> </w:t>
+      </w:r>
+      <w:r>
+        <w:rPr>
+          <w:rFonts w:eastAsia="NSimSun" w:cs="Lucida Sans" w:ascii="Times New Roman" w:hAnsi="Times New Roman"/>
+          <w:b/>
+          <w:bCs/>
+          <w:color w:val="55308D"/>
+          <w:kern w:val="2"/>
+          <w:sz w:val="24"/>
+          <w:szCs w:val="24"/>
+          <w:lang w:val="en-US" w:eastAsia="zh-CN" w:bidi="hi-IN"/>
+        </w:rPr>
+        <w:t xml:space="preserve">Latch </w:t>
       </w:r>
     </w:p>
     <w:p>
@@ -16346,6 +16710,22 @@
           <w:szCs w:val="32"/>
         </w:rPr>
         <w:t>c. một thiết bị lưu trữ tích cực theo cạnh (lên) có khả năng lưu trữ 1 bit thông tin</w:t>
+        <w:tab/>
+        <w:tab/>
+        <w:t xml:space="preserve"> </w:t>
+      </w:r>
+      <w:r>
+        <w:rPr>
+          <w:rFonts w:eastAsia="NSimSun" w:cs="Lucida Sans" w:ascii="Times New Roman" w:hAnsi="Times New Roman"/>
+          <w:b/>
+          <w:bCs/>
+          <w:color w:val="55308D"/>
+          <w:kern w:val="2"/>
+          <w:sz w:val="24"/>
+          <w:szCs w:val="24"/>
+          <w:lang w:val="en-US" w:eastAsia="zh-CN" w:bidi="hi-IN"/>
+        </w:rPr>
+        <w:t xml:space="preserve">Flip-flop </w:t>
       </w:r>
     </w:p>
     <w:p>
@@ -16424,15 +16804,19 @@
         <w:pStyle w:val="Normal"/>
         <w:rPr>
           <w:rFonts w:ascii="Times New Roman" w:hAnsi="Times New Roman"/>
-          <w:color w:val="FF0000"/>
-          <w:sz w:val="32"/>
-          <w:szCs w:val="32"/>
-        </w:rPr>
-      </w:pPr>
-      <w:r>
-        <w:rPr>
-          <w:rFonts w:ascii="Times New Roman" w:hAnsi="Times New Roman"/>
-          <w:color w:val="FF0000"/>
+          <w:b/>
+          <w:bCs/>
+          <w:color w:val="3465A4"/>
+          <w:sz w:val="32"/>
+          <w:szCs w:val="32"/>
+        </w:rPr>
+      </w:pPr>
+      <w:r>
+        <w:rPr>
+          <w:rFonts w:ascii="Times New Roman" w:hAnsi="Times New Roman"/>
+          <w:b/>
+          <w:bCs/>
+          <w:color w:val="3465A4"/>
           <w:sz w:val="32"/>
           <w:szCs w:val="32"/>
         </w:rPr>
@@ -16516,12 +16900,24 @@
       </w:pPr>
       <w:r>
         <w:rPr>
-          <w:rFonts w:ascii="Times New Roman" w:hAnsi="Times New Roman"/>
-          <w:color w:val="FF0000"/>
-          <w:sz w:val="32"/>
-          <w:szCs w:val="32"/>
+          <w:rFonts w:eastAsia="NSimSun" w:cs="Lucida Sans" w:ascii="Times New Roman" w:hAnsi="Times New Roman"/>
+          <w:b/>
+          <w:bCs/>
+          <w:color w:val="3465A4"/>
+          <w:kern w:val="2"/>
+          <w:sz w:val="32"/>
+          <w:szCs w:val="32"/>
+          <w:lang w:val="en-US" w:eastAsia="zh-CN" w:bidi="hi-IN"/>
         </w:rPr>
         <w:t>c. RAM</w:t>
+      </w:r>
+      <w:r>
+        <w:rPr>
+          <w:rFonts w:ascii="Times New Roman" w:hAnsi="Times New Roman"/>
+          <w:color w:val="FF0000"/>
+          <w:sz w:val="32"/>
+          <w:szCs w:val="32"/>
+        </w:rPr>
         <w:tab/>
         <w:tab/>
       </w:r>
@@ -16585,6 +16981,20 @@
           <w:szCs w:val="32"/>
         </w:rPr>
         <w:t>a. Thực hiện các phép toán luận lý</w:t>
+        <w:tab/>
+      </w:r>
+      <w:r>
+        <w:rPr>
+          <w:rFonts w:eastAsia="NSimSun" w:cs="Lucida Sans" w:ascii="Times New Roman" w:hAnsi="Times New Roman"/>
+          <w:b/>
+          <w:bCs/>
+          <w:color w:val="55308D"/>
+          <w:kern w:val="2"/>
+          <w:sz w:val="24"/>
+          <w:szCs w:val="24"/>
+          <w:lang w:val="en-US" w:eastAsia="zh-CN" w:bidi="hi-IN"/>
+        </w:rPr>
+        <w:t>LU</w:t>
       </w:r>
     </w:p>
     <w:p>
@@ -16628,15 +17038,19 @@
         <w:pStyle w:val="Normal"/>
         <w:rPr>
           <w:rFonts w:ascii="Times New Roman" w:hAnsi="Times New Roman"/>
-          <w:color w:val="FF0000"/>
-          <w:sz w:val="32"/>
-          <w:szCs w:val="32"/>
-        </w:rPr>
-      </w:pPr>
-      <w:r>
-        <w:rPr>
-          <w:rFonts w:ascii="Times New Roman" w:hAnsi="Times New Roman"/>
-          <w:color w:val="FF0000"/>
+          <w:b/>
+          <w:bCs/>
+          <w:color w:val="3465A4"/>
+          <w:sz w:val="32"/>
+          <w:szCs w:val="32"/>
+        </w:rPr>
+      </w:pPr>
+      <w:r>
+        <w:rPr>
+          <w:rFonts w:ascii="Times New Roman" w:hAnsi="Times New Roman"/>
+          <w:b/>
+          <w:bCs/>
+          <w:color w:val="3465A4"/>
           <w:sz w:val="32"/>
           <w:szCs w:val="32"/>
         </w:rPr>
@@ -16701,15 +17115,19 @@
         <w:pStyle w:val="Normal"/>
         <w:rPr>
           <w:rFonts w:ascii="Times New Roman" w:hAnsi="Times New Roman"/>
-          <w:color w:val="FF0000"/>
-          <w:sz w:val="32"/>
-          <w:szCs w:val="32"/>
-        </w:rPr>
-      </w:pPr>
-      <w:r>
-        <w:rPr>
-          <w:rFonts w:ascii="Times New Roman" w:hAnsi="Times New Roman"/>
-          <w:color w:val="FF0000"/>
+          <w:b/>
+          <w:bCs/>
+          <w:color w:val="3465A4"/>
+          <w:sz w:val="32"/>
+          <w:szCs w:val="32"/>
+        </w:rPr>
+      </w:pPr>
+      <w:r>
+        <w:rPr>
+          <w:rFonts w:ascii="Times New Roman" w:hAnsi="Times New Roman"/>
+          <w:b/>
+          <w:bCs/>
+          <w:color w:val="3465A4"/>
           <w:sz w:val="32"/>
           <w:szCs w:val="32"/>
         </w:rPr>
@@ -16732,6 +17150,20 @@
           <w:szCs w:val="32"/>
         </w:rPr>
         <w:t>c. Thực hiện lưu trữ kết quả tính toán</w:t>
+        <w:tab/>
+      </w:r>
+      <w:r>
+        <w:rPr>
+          <w:rFonts w:eastAsia="NSimSun" w:cs="Lucida Sans" w:ascii="Times New Roman" w:hAnsi="Times New Roman"/>
+          <w:b/>
+          <w:bCs/>
+          <w:color w:val="55308D"/>
+          <w:kern w:val="2"/>
+          <w:sz w:val="24"/>
+          <w:szCs w:val="24"/>
+          <w:lang w:val="en-US" w:eastAsia="zh-CN" w:bidi="hi-IN"/>
+        </w:rPr>
+        <w:t>thanh ghi</w:t>
       </w:r>
     </w:p>
     <w:p>
@@ -16746,6 +17178,21 @@
           <w:szCs w:val="32"/>
         </w:rPr>
         <w:t>d. Thực hiện lựa chọn dữ liệu để tính toán</w:t>
+      </w:r>
+      <w:r>
+        <w:rPr>
+          <w:rFonts w:eastAsia="NSimSun" w:cs="Lucida Sans" w:ascii="Times New Roman" w:hAnsi="Times New Roman"/>
+          <w:b/>
+          <w:bCs/>
+          <w:color w:val="55308D"/>
+          <w:kern w:val="2"/>
+          <w:sz w:val="24"/>
+          <w:szCs w:val="24"/>
+          <w:lang w:val="en-US" w:eastAsia="zh-CN" w:bidi="hi-IN"/>
+        </w:rPr>
+        <w:t xml:space="preserve"> </w:t>
+        <w:tab/>
+        <w:t>mux</w:t>
       </w:r>
     </w:p>
     <w:p>

--- a/hk2-to-chuc-va-cau-truc-may-tinh/on_tap_2.docx
+++ b/hk2-to-chuc-va-cau-truc-may-tinh/on_tap_2.docx
@@ -1731,13 +1731,43 @@
       </w:pPr>
       <w:r>
         <w:rPr>
-          <w:rFonts w:ascii="Times New Roman" w:hAnsi="Times New Roman"/>
-          <w:color w:val="FF0000"/>
-          <w:sz w:val="32"/>
-          <w:szCs w:val="32"/>
+          <w:rFonts w:eastAsia="NSimSun" w:cs="Lucida Sans" w:ascii="Times New Roman" w:hAnsi="Times New Roman"/>
+          <w:b/>
+          <w:bCs/>
+          <w:color w:val="3465A4"/>
+          <w:kern w:val="2"/>
+          <w:sz w:val="32"/>
+          <w:szCs w:val="32"/>
+          <w:lang w:val="en-US" w:eastAsia="zh-CN" w:bidi="hi-IN"/>
         </w:rPr>
         <w:t>a. xy = yx</w:t>
       </w:r>
+      <w:r>
+        <w:rPr>
+          <w:rFonts w:ascii="Times New Roman" w:hAnsi="Times New Roman"/>
+          <w:color w:val="FF0000"/>
+          <w:sz w:val="32"/>
+          <w:szCs w:val="32"/>
+        </w:rPr>
+        <w:tab/>
+        <w:tab/>
+        <w:tab/>
+        <w:tab/>
+        <w:tab/>
+        <w:t xml:space="preserve"> </w:t>
+      </w:r>
+      <w:r>
+        <w:rPr>
+          <w:rStyle w:val="Strong"/>
+          <w:rFonts w:eastAsia="NSimSun" w:cs="Lucida Sans" w:ascii="Times New Roman" w:hAnsi="Times New Roman"/>
+          <w:color w:val="55308D"/>
+          <w:kern w:val="2"/>
+          <w:sz w:val="24"/>
+          <w:szCs w:val="24"/>
+          <w:lang w:val="en-US" w:eastAsia="zh-CN" w:bidi="hi-IN"/>
+        </w:rPr>
+        <w:t>mạch</w:t>
+      </w:r>
     </w:p>
     <w:p>
       <w:pPr>
@@ -1755,6 +1785,23 @@
           <w:szCs w:val="32"/>
         </w:rPr>
         <w:t>b. x(x + y) = x</w:t>
+        <w:tab/>
+        <w:tab/>
+        <w:tab/>
+        <w:tab/>
+        <w:t xml:space="preserve"> </w:t>
+      </w:r>
+      <w:r>
+        <w:rPr>
+          <w:rStyle w:val="Strong"/>
+          <w:rFonts w:eastAsia="NSimSun" w:cs="Lucida Sans" w:ascii="Times New Roman" w:hAnsi="Times New Roman"/>
+          <w:color w:val="55308D"/>
+          <w:kern w:val="2"/>
+          <w:sz w:val="24"/>
+          <w:szCs w:val="24"/>
+          <w:lang w:val="en-US" w:eastAsia="zh-CN" w:bidi="hi-IN"/>
+        </w:rPr>
+        <w:t>luật hấp thụ</w:t>
       </w:r>
     </w:p>
     <w:p>
@@ -1773,6 +1820,22 @@
           <w:szCs w:val="32"/>
         </w:rPr>
         <w:t>c. x(y + z) = xy + xz</w:t>
+        <w:tab/>
+        <w:tab/>
+        <w:tab/>
+        <w:t xml:space="preserve"> </w:t>
+      </w:r>
+      <w:r>
+        <w:rPr>
+          <w:rStyle w:val="Strong"/>
+          <w:rFonts w:eastAsia="NSimSun" w:cs="Lucida Sans" w:ascii="Times New Roman" w:hAnsi="Times New Roman"/>
+          <w:color w:val="55308D"/>
+          <w:kern w:val="2"/>
+          <w:sz w:val="24"/>
+          <w:szCs w:val="24"/>
+          <w:lang w:val="en-US" w:eastAsia="zh-CN" w:bidi="hi-IN"/>
+        </w:rPr>
+        <w:t>luật phân phối</w:t>
       </w:r>
     </w:p>
     <w:p>
@@ -1791,6 +1854,21 @@
           <w:szCs w:val="32"/>
         </w:rPr>
         <w:t>d. x + (y + z) = (x + y) + z</w:t>
+        <w:tab/>
+        <w:tab/>
+        <w:t xml:space="preserve"> </w:t>
+      </w:r>
+      <w:r>
+        <w:rPr>
+          <w:rStyle w:val="Strong"/>
+          <w:rFonts w:eastAsia="NSimSun" w:cs="Lucida Sans" w:ascii="Times New Roman" w:hAnsi="Times New Roman"/>
+          <w:color w:val="55308D"/>
+          <w:kern w:val="2"/>
+          <w:sz w:val="24"/>
+          <w:szCs w:val="24"/>
+          <w:lang w:val="en-US" w:eastAsia="zh-CN" w:bidi="hi-IN"/>
+        </w:rPr>
+        <w:t>luật kết hợp</w:t>
       </w:r>
     </w:p>
     <w:p>
@@ -1832,16 +1910,17 @@
       <w:pPr>
         <w:pStyle w:val="Normal"/>
         <w:rPr>
-          <w:rFonts w:ascii="Times New Roman" w:hAnsi="Times New Roman"/>
-          <w:color w:val="FF0000"/>
-          <w:sz w:val="32"/>
-          <w:szCs w:val="32"/>
-        </w:rPr>
-      </w:pPr>
-      <w:r>
-        <w:rPr>
-          <w:rFonts w:ascii="Times New Roman" w:hAnsi="Times New Roman"/>
-          <w:color w:val="FF0000"/>
+          <w:b/>
+          <w:bCs/>
+          <w:color w:val="3465A4"/>
+        </w:rPr>
+      </w:pPr>
+      <w:r>
+        <w:rPr>
+          <w:rFonts w:ascii="Times New Roman" w:hAnsi="Times New Roman"/>
+          <w:b/>
+          <w:bCs/>
+          <w:color w:val="3465A4"/>
           <w:sz w:val="32"/>
           <w:szCs w:val="32"/>
         </w:rPr>
@@ -13159,15 +13238,19 @@
         <w:pStyle w:val="Normal"/>
         <w:rPr>
           <w:rFonts w:ascii="Times New Roman" w:hAnsi="Times New Roman"/>
-          <w:color w:val="FF0000"/>
-          <w:sz w:val="32"/>
-          <w:szCs w:val="32"/>
-        </w:rPr>
-      </w:pPr>
-      <w:r>
-        <w:rPr>
-          <w:rFonts w:ascii="Times New Roman" w:hAnsi="Times New Roman"/>
-          <w:color w:val="FF0000"/>
+          <w:b/>
+          <w:bCs/>
+          <w:color w:val="3465A4"/>
+          <w:sz w:val="32"/>
+          <w:szCs w:val="32"/>
+        </w:rPr>
+      </w:pPr>
+      <w:r>
+        <w:rPr>
+          <w:rFonts w:ascii="Times New Roman" w:hAnsi="Times New Roman"/>
+          <w:b/>
+          <w:bCs/>
+          <w:color w:val="3465A4"/>
           <w:sz w:val="32"/>
           <w:szCs w:val="32"/>
         </w:rPr>
@@ -13251,12 +13334,24 @@
       </w:r>
       <w:r>
         <w:rPr>
-          <w:rFonts w:ascii="Times New Roman" w:hAnsi="Times New Roman"/>
-          <w:color w:val="FF0000"/>
-          <w:sz w:val="32"/>
-          <w:szCs w:val="32"/>
+          <w:rFonts w:eastAsia="NSimSun" w:cs="Lucida Sans" w:ascii="Times New Roman" w:hAnsi="Times New Roman"/>
+          <w:b/>
+          <w:bCs/>
+          <w:color w:val="3465A4"/>
+          <w:kern w:val="2"/>
+          <w:sz w:val="32"/>
+          <w:szCs w:val="32"/>
+          <w:lang w:val="en-US" w:eastAsia="zh-CN" w:bidi="hi-IN"/>
         </w:rPr>
         <w:t>c. 4</w:t>
+      </w:r>
+      <w:r>
+        <w:rPr>
+          <w:rFonts w:ascii="Times New Roman" w:hAnsi="Times New Roman"/>
+          <w:color w:val="FF0000"/>
+          <w:sz w:val="32"/>
+          <w:szCs w:val="32"/>
+        </w:rPr>
         <w:tab/>
         <w:tab/>
       </w:r>
@@ -13720,22 +13815,40 @@
           <w:szCs w:val="32"/>
         </w:rPr>
         <w:t>a. liên tục</w:t>
-      </w:r>
-    </w:p>
-    <w:p>
-      <w:pPr>
-        <w:pStyle w:val="Normal"/>
-        <w:rPr>
-          <w:rFonts w:ascii="Times New Roman" w:hAnsi="Times New Roman"/>
-          <w:color w:val="FF0000"/>
-          <w:sz w:val="32"/>
-          <w:szCs w:val="32"/>
-        </w:rPr>
-      </w:pPr>
-      <w:r>
-        <w:rPr>
-          <w:rFonts w:ascii="Times New Roman" w:hAnsi="Times New Roman"/>
-          <w:color w:val="FF0000"/>
+        <w:tab/>
+        <w:tab/>
+      </w:r>
+      <w:r>
+        <w:rPr>
+          <w:rStyle w:val="Strong"/>
+          <w:rFonts w:eastAsia="NSimSun" w:cs="Lucida Sans" w:ascii="Times New Roman" w:hAnsi="Times New Roman"/>
+          <w:color w:val="55308D"/>
+          <w:kern w:val="2"/>
+          <w:sz w:val="24"/>
+          <w:szCs w:val="24"/>
+          <w:lang w:val="en-US" w:eastAsia="zh-CN" w:bidi="hi-IN"/>
+        </w:rPr>
+        <w:t xml:space="preserve">mạch analog </w:t>
+      </w:r>
+    </w:p>
+    <w:p>
+      <w:pPr>
+        <w:pStyle w:val="Normal"/>
+        <w:rPr>
+          <w:rFonts w:ascii="Times New Roman" w:hAnsi="Times New Roman"/>
+          <w:b/>
+          <w:bCs/>
+          <w:color w:val="3465A4"/>
+          <w:sz w:val="32"/>
+          <w:szCs w:val="32"/>
+        </w:rPr>
+      </w:pPr>
+      <w:r>
+        <w:rPr>
+          <w:rFonts w:ascii="Times New Roman" w:hAnsi="Times New Roman"/>
+          <w:b/>
+          <w:bCs/>
+          <w:color w:val="3465A4"/>
           <w:sz w:val="32"/>
           <w:szCs w:val="32"/>
         </w:rPr>
@@ -13772,6 +13885,20 @@
           <w:szCs w:val="32"/>
         </w:rPr>
         <w:t>d. tương tự</w:t>
+        <w:tab/>
+        <w:tab/>
+      </w:r>
+      <w:r>
+        <w:rPr>
+          <w:rStyle w:val="Strong"/>
+          <w:rFonts w:eastAsia="NSimSun" w:cs="Lucida Sans" w:ascii="Times New Roman" w:hAnsi="Times New Roman"/>
+          <w:color w:val="55308D"/>
+          <w:kern w:val="2"/>
+          <w:sz w:val="24"/>
+          <w:szCs w:val="24"/>
+          <w:lang w:val="en-US" w:eastAsia="zh-CN" w:bidi="hi-IN"/>
+        </w:rPr>
+        <w:t xml:space="preserve">mạch analog </w:t>
       </w:r>
     </w:p>
     <w:p>
@@ -13864,15 +13991,19 @@
         <w:pStyle w:val="Normal"/>
         <w:rPr>
           <w:rFonts w:ascii="Times New Roman" w:hAnsi="Times New Roman"/>
-          <w:color w:val="FF0000"/>
-          <w:sz w:val="32"/>
-          <w:szCs w:val="32"/>
-        </w:rPr>
-      </w:pPr>
-      <w:r>
-        <w:rPr>
-          <w:rFonts w:ascii="Times New Roman" w:hAnsi="Times New Roman"/>
-          <w:color w:val="FF0000"/>
+          <w:b/>
+          <w:bCs/>
+          <w:color w:val="3465A4"/>
+          <w:sz w:val="32"/>
+          <w:szCs w:val="32"/>
+        </w:rPr>
+      </w:pPr>
+      <w:r>
+        <w:rPr>
+          <w:rFonts w:ascii="Times New Roman" w:hAnsi="Times New Roman"/>
+          <w:b/>
+          <w:bCs/>
+          <w:color w:val="3465A4"/>
           <w:sz w:val="32"/>
           <w:szCs w:val="32"/>
         </w:rPr>
@@ -13939,12 +14070,25 @@
       </w:pPr>
       <w:r>
         <w:rPr>
-          <w:rFonts w:ascii="Times New Roman" w:hAnsi="Times New Roman"/>
-          <w:color w:val="FF0000"/>
-          <w:sz w:val="32"/>
-          <w:szCs w:val="32"/>
-        </w:rPr>
-        <w:t xml:space="preserve">a. </w:t>
+          <w:rFonts w:eastAsia="NSimSun" w:cs="Lucida Sans" w:ascii="Times New Roman" w:hAnsi="Times New Roman"/>
+          <w:b/>
+          <w:bCs/>
+          <w:color w:val="3465A4"/>
+          <w:kern w:val="2"/>
+          <w:sz w:val="32"/>
+          <w:szCs w:val="32"/>
+          <w:lang w:val="en-US" w:eastAsia="zh-CN" w:bidi="hi-IN"/>
+        </w:rPr>
+        <w:t>a.</w:t>
+      </w:r>
+      <w:r>
+        <w:rPr>
+          <w:rFonts w:ascii="Times New Roman" w:hAnsi="Times New Roman"/>
+          <w:color w:val="FF0000"/>
+          <w:sz w:val="32"/>
+          <w:szCs w:val="32"/>
+        </w:rPr>
+        <w:t xml:space="preserve"> </w:t>
       </w:r>
       <w:r>
         <w:rPr/>
@@ -14238,12 +14382,25 @@
       </w:pPr>
       <w:r>
         <w:rPr>
-          <w:rFonts w:ascii="Times New Roman" w:hAnsi="Times New Roman"/>
-          <w:color w:val="FF0000"/>
-          <w:sz w:val="32"/>
-          <w:szCs w:val="32"/>
-        </w:rPr>
-        <w:t xml:space="preserve">a. </w:t>
+          <w:rFonts w:eastAsia="NSimSun" w:cs="Lucida Sans" w:ascii="Times New Roman" w:hAnsi="Times New Roman"/>
+          <w:b/>
+          <w:bCs/>
+          <w:color w:val="3465A4"/>
+          <w:kern w:val="2"/>
+          <w:sz w:val="32"/>
+          <w:szCs w:val="32"/>
+          <w:lang w:val="en-US" w:eastAsia="zh-CN" w:bidi="hi-IN"/>
+        </w:rPr>
+        <w:t>a.</w:t>
+      </w:r>
+      <w:r>
+        <w:rPr>
+          <w:rFonts w:ascii="Times New Roman" w:hAnsi="Times New Roman"/>
+          <w:color w:val="FF0000"/>
+          <w:sz w:val="32"/>
+          <w:szCs w:val="32"/>
+        </w:rPr>
+        <w:t xml:space="preserve"> </w:t>
       </w:r>
       <w:r>
         <w:rPr/>
@@ -14720,12 +14877,25 @@
       </w:pPr>
       <w:r>
         <w:rPr>
-          <w:rFonts w:ascii="Times New Roman" w:hAnsi="Times New Roman"/>
-          <w:color w:val="FF0000"/>
-          <w:sz w:val="32"/>
-          <w:szCs w:val="32"/>
-        </w:rPr>
-        <w:t xml:space="preserve">a. </w:t>
+          <w:rFonts w:eastAsia="NSimSun" w:cs="Lucida Sans" w:ascii="Times New Roman" w:hAnsi="Times New Roman"/>
+          <w:b/>
+          <w:bCs/>
+          <w:color w:val="3465A4"/>
+          <w:kern w:val="2"/>
+          <w:sz w:val="32"/>
+          <w:szCs w:val="32"/>
+          <w:lang w:val="en-US" w:eastAsia="zh-CN" w:bidi="hi-IN"/>
+        </w:rPr>
+        <w:t>a.</w:t>
+      </w:r>
+      <w:r>
+        <w:rPr>
+          <w:rFonts w:ascii="Times New Roman" w:hAnsi="Times New Roman"/>
+          <w:color w:val="FF0000"/>
+          <w:sz w:val="32"/>
+          <w:szCs w:val="32"/>
+        </w:rPr>
+        <w:t xml:space="preserve"> </w:t>
       </w:r>
       <w:r>
         <w:rPr/>
@@ -15206,12 +15376,25 @@
       </w:pPr>
       <w:r>
         <w:rPr>
-          <w:rFonts w:ascii="Times New Roman" w:hAnsi="Times New Roman"/>
-          <w:color w:val="FF0000"/>
-          <w:sz w:val="32"/>
-          <w:szCs w:val="32"/>
-        </w:rPr>
-        <w:t xml:space="preserve">a. </w:t>
+          <w:rFonts w:eastAsia="NSimSun" w:cs="Lucida Sans" w:ascii="Times New Roman" w:hAnsi="Times New Roman"/>
+          <w:b/>
+          <w:bCs/>
+          <w:color w:val="3465A4"/>
+          <w:kern w:val="2"/>
+          <w:sz w:val="32"/>
+          <w:szCs w:val="32"/>
+          <w:lang w:val="en-US" w:eastAsia="zh-CN" w:bidi="hi-IN"/>
+        </w:rPr>
+        <w:t>a.</w:t>
+      </w:r>
+      <w:r>
+        <w:rPr>
+          <w:rFonts w:ascii="Times New Roman" w:hAnsi="Times New Roman"/>
+          <w:color w:val="FF0000"/>
+          <w:sz w:val="32"/>
+          <w:szCs w:val="32"/>
+        </w:rPr>
+        <w:t xml:space="preserve"> </w:t>
       </w:r>
       <w:r>
         <w:rPr/>
